--- a/course/计算机智能控制系统/2025/大纲/25JD32403-计算机智能控制系统-课程教学大纲.docx
+++ b/course/计算机智能控制系统/2025/大纲/25JD32403-计算机智能控制系统-课程教学大纲.docx
@@ -3834,8 +3834,10 @@
           </w:tcPr>
           <w:p>
             <w:pPr>
+              <w:spacing w:before="0" w:after="0" w:line="252" w:lineRule="auto"/>
               <w:jc w:val="left"/>
             </w:pPr>
+            <w:r/>
             <w:r>
               <w:rPr>
                 <w:rFonts w:ascii="Times New Roman" w:hAnsi="Times New Roman" w:eastAsia="宋体"/>
@@ -4131,18 +4133,17 @@
           </w:tcPr>
           <w:p>
             <w:pPr>
-              <w:spacing w:before="0" w:after="0" w:line="240" w:lineRule="auto"/>
+              <w:spacing w:before="0" w:after="0" w:line="252" w:lineRule="auto"/>
               <w:jc w:val="center"/>
             </w:pPr>
             <w:r/>
             <w:r>
               <w:rPr>
-                <w:rFonts w:ascii="Times New Roman" w:hAnsi="Times New Roman" w:cs="Times New Roman" w:eastAsia="宋体" w:hint="eastAsia"/>
+                <w:rFonts w:ascii="Times New Roman" w:hAnsi="Times New Roman" w:eastAsia="宋体"/>
                 <w:b/>
                 <w:sz w:val="16"/>
-                <w:lang w:eastAsia="zh-CN"/>
               </w:rPr>
-              <w:t>平时表现（20%）</w:t>
+              <w:t>平时成绩（20%）</w:t>
             </w:r>
           </w:p>
         </w:tc>
@@ -4159,18 +4160,17 @@
           </w:tcPr>
           <w:p>
             <w:pPr>
-              <w:spacing w:before="0" w:after="0" w:line="240" w:lineRule="auto"/>
+              <w:spacing w:before="0" w:after="0" w:line="252" w:lineRule="auto"/>
               <w:jc w:val="center"/>
             </w:pPr>
             <w:r/>
             <w:r>
               <w:rPr>
-                <w:rFonts w:ascii="Times New Roman" w:hAnsi="Times New Roman" w:cs="Times New Roman" w:eastAsia="宋体" w:hint="eastAsia"/>
+                <w:rFonts w:ascii="Times New Roman" w:hAnsi="Times New Roman" w:eastAsia="宋体"/>
                 <w:b/>
                 <w:sz w:val="16"/>
-                <w:lang w:eastAsia="zh-CN"/>
               </w:rPr>
-              <w:t>课程作业（30%）</w:t>
+              <w:t>课程作业（20%）</w:t>
             </w:r>
           </w:p>
         </w:tc>
@@ -4187,18 +4187,17 @@
           </w:tcPr>
           <w:p>
             <w:pPr>
-              <w:spacing w:before="0" w:after="0" w:line="240" w:lineRule="auto"/>
+              <w:spacing w:before="0" w:after="0" w:line="252" w:lineRule="auto"/>
               <w:jc w:val="center"/>
             </w:pPr>
             <w:r/>
             <w:r>
               <w:rPr>
-                <w:rFonts w:ascii="Times New Roman" w:hAnsi="Times New Roman" w:cs="Times New Roman" w:eastAsia="宋体" w:hint="eastAsia"/>
+                <w:rFonts w:ascii="Times New Roman" w:hAnsi="Times New Roman" w:eastAsia="宋体"/>
                 <w:b/>
                 <w:sz w:val="16"/>
-                <w:lang w:eastAsia="zh-CN"/>
               </w:rPr>
-              <w:t>期末考查（50%）</w:t>
+              <w:t>期末考核（60%）</w:t>
             </w:r>
           </w:p>
         </w:tc>
@@ -4245,13 +4244,15 @@
           </w:tcPr>
           <w:p>
             <w:pPr>
+              <w:spacing w:before="0" w:after="0" w:line="252" w:lineRule="auto"/>
               <w:jc w:val="center"/>
             </w:pPr>
+            <w:r/>
             <w:r>
               <w:rPr>
                 <w:rFonts w:ascii="Times New Roman" w:hAnsi="Times New Roman" w:eastAsia="宋体"/>
                 <w:b w:val="0"/>
-                <w:sz w:val="15"/>
+                <w:sz w:val="16"/>
               </w:rPr>
               <w:t>8</w:t>
             </w:r>
@@ -4263,15 +4264,17 @@
           </w:tcPr>
           <w:p>
             <w:pPr>
+              <w:spacing w:before="0" w:after="0" w:line="252" w:lineRule="auto"/>
               <w:jc w:val="center"/>
             </w:pPr>
+            <w:r/>
             <w:r>
               <w:rPr>
                 <w:rFonts w:ascii="Times New Roman" w:hAnsi="Times New Roman" w:eastAsia="宋体"/>
                 <w:b w:val="0"/>
-                <w:sz w:val="15"/>
+                <w:sz w:val="16"/>
               </w:rPr>
-              <w:t>全过程</w:t>
+              <w:t>8</w:t>
             </w:r>
           </w:p>
         </w:tc>
@@ -4281,13 +4284,15 @@
           </w:tcPr>
           <w:p>
             <w:pPr>
+              <w:spacing w:before="0" w:after="0" w:line="252" w:lineRule="auto"/>
               <w:jc w:val="center"/>
             </w:pPr>
+            <w:r/>
             <w:r>
               <w:rPr>
                 <w:rFonts w:ascii="Times New Roman" w:hAnsi="Times New Roman" w:eastAsia="宋体"/>
                 <w:b w:val="0"/>
-                <w:sz w:val="15"/>
+                <w:sz w:val="16"/>
               </w:rPr>
               <w:t>15%</w:t>
             </w:r>
@@ -4299,15 +4304,17 @@
           </w:tcPr>
           <w:p>
             <w:pPr>
+              <w:spacing w:before="0" w:after="0" w:line="252" w:lineRule="auto"/>
               <w:jc w:val="center"/>
             </w:pPr>
+            <w:r/>
             <w:r>
               <w:rPr>
                 <w:rFonts w:ascii="Times New Roman" w:hAnsi="Times New Roman" w:eastAsia="宋体"/>
                 <w:b w:val="0"/>
-                <w:sz w:val="15"/>
+                <w:sz w:val="16"/>
               </w:rPr>
-              <w:t>10%</w:t>
+              <w:t>15%</w:t>
             </w:r>
           </w:p>
         </w:tc>
@@ -4317,14 +4324,17 @@
           </w:tcPr>
           <w:p>
             <w:pPr>
-              <w:jc w:val="left"/>
+              <w:spacing w:before="0" w:after="0" w:line="252" w:lineRule="auto"/>
+              <w:jc w:val="center"/>
             </w:pPr>
+            <w:r/>
             <w:r>
               <w:rPr>
                 <w:rFonts w:ascii="Times New Roman" w:hAnsi="Times New Roman" w:eastAsia="宋体"/>
                 <w:b w:val="0"/>
-                <w:sz w:val="15"/>
+                <w:sz w:val="16"/>
               </w:rPr>
+              <w:t>15%</w:t>
             </w:r>
           </w:p>
         </w:tc>
@@ -4375,13 +4385,15 @@
           </w:tcPr>
           <w:p>
             <w:pPr>
+              <w:spacing w:before="0" w:after="0" w:line="252" w:lineRule="auto"/>
               <w:jc w:val="center"/>
             </w:pPr>
+            <w:r/>
             <w:r>
               <w:rPr>
                 <w:rFonts w:ascii="Times New Roman" w:hAnsi="Times New Roman" w:eastAsia="宋体"/>
                 <w:b w:val="0"/>
-                <w:sz w:val="15"/>
+                <w:sz w:val="16"/>
               </w:rPr>
               <w:t>8</w:t>
             </w:r>
@@ -4393,15 +4405,17 @@
           </w:tcPr>
           <w:p>
             <w:pPr>
+              <w:spacing w:before="0" w:after="0" w:line="252" w:lineRule="auto"/>
               <w:jc w:val="center"/>
             </w:pPr>
+            <w:r/>
             <w:r>
               <w:rPr>
                 <w:rFonts w:ascii="Times New Roman" w:hAnsi="Times New Roman" w:eastAsia="宋体"/>
                 <w:b w:val="0"/>
-                <w:sz w:val="15"/>
+                <w:sz w:val="16"/>
               </w:rPr>
-              <w:t>—</w:t>
+              <w:t>8</w:t>
             </w:r>
           </w:p>
         </w:tc>
@@ -4411,13 +4425,15 @@
           </w:tcPr>
           <w:p>
             <w:pPr>
+              <w:spacing w:before="0" w:after="0" w:line="252" w:lineRule="auto"/>
               <w:jc w:val="center"/>
             </w:pPr>
+            <w:r/>
             <w:r>
               <w:rPr>
                 <w:rFonts w:ascii="Times New Roman" w:hAnsi="Times New Roman" w:eastAsia="宋体"/>
                 <w:b w:val="0"/>
-                <w:sz w:val="15"/>
+                <w:sz w:val="16"/>
               </w:rPr>
               <w:t>20%</w:t>
             </w:r>
@@ -4429,15 +4445,17 @@
           </w:tcPr>
           <w:p>
             <w:pPr>
+              <w:spacing w:before="0" w:after="0" w:line="252" w:lineRule="auto"/>
               <w:jc w:val="center"/>
             </w:pPr>
+            <w:r/>
             <w:r>
               <w:rPr>
                 <w:rFonts w:ascii="Times New Roman" w:hAnsi="Times New Roman" w:eastAsia="宋体"/>
                 <w:b w:val="0"/>
-                <w:sz w:val="15"/>
+                <w:sz w:val="16"/>
               </w:rPr>
-              <w:t>15%</w:t>
+              <w:t>20%</w:t>
             </w:r>
           </w:p>
         </w:tc>
@@ -4447,14 +4465,17 @@
           </w:tcPr>
           <w:p>
             <w:pPr>
-              <w:jc w:val="left"/>
+              <w:spacing w:before="0" w:after="0" w:line="252" w:lineRule="auto"/>
+              <w:jc w:val="center"/>
             </w:pPr>
+            <w:r/>
             <w:r>
               <w:rPr>
                 <w:rFonts w:ascii="Times New Roman" w:hAnsi="Times New Roman" w:eastAsia="宋体"/>
                 <w:b w:val="0"/>
-                <w:sz w:val="15"/>
+                <w:sz w:val="16"/>
               </w:rPr>
+              <w:t>20%</w:t>
             </w:r>
           </w:p>
         </w:tc>
@@ -4505,13 +4526,15 @@
           </w:tcPr>
           <w:p>
             <w:pPr>
+              <w:spacing w:before="0" w:after="0" w:line="252" w:lineRule="auto"/>
               <w:jc w:val="center"/>
             </w:pPr>
+            <w:r/>
             <w:r>
               <w:rPr>
                 <w:rFonts w:ascii="Times New Roman" w:hAnsi="Times New Roman" w:eastAsia="宋体"/>
                 <w:b w:val="0"/>
-                <w:sz w:val="15"/>
+                <w:sz w:val="16"/>
               </w:rPr>
               <w:t>8</w:t>
             </w:r>
@@ -4523,15 +4546,17 @@
           </w:tcPr>
           <w:p>
             <w:pPr>
+              <w:spacing w:before="0" w:after="0" w:line="252" w:lineRule="auto"/>
               <w:jc w:val="center"/>
             </w:pPr>
+            <w:r/>
             <w:r>
               <w:rPr>
                 <w:rFonts w:ascii="Times New Roman" w:hAnsi="Times New Roman" w:eastAsia="宋体"/>
                 <w:b w:val="0"/>
-                <w:sz w:val="15"/>
+                <w:sz w:val="16"/>
               </w:rPr>
-              <w:t>—</w:t>
+              <w:t>8</w:t>
             </w:r>
           </w:p>
         </w:tc>
@@ -4541,13 +4566,15 @@
           </w:tcPr>
           <w:p>
             <w:pPr>
+              <w:spacing w:before="0" w:after="0" w:line="252" w:lineRule="auto"/>
               <w:jc w:val="center"/>
             </w:pPr>
+            <w:r/>
             <w:r>
               <w:rPr>
                 <w:rFonts w:ascii="Times New Roman" w:hAnsi="Times New Roman" w:eastAsia="宋体"/>
                 <w:b w:val="0"/>
-                <w:sz w:val="15"/>
+                <w:sz w:val="16"/>
               </w:rPr>
               <w:t>15%</w:t>
             </w:r>
@@ -4559,15 +4586,17 @@
           </w:tcPr>
           <w:p>
             <w:pPr>
+              <w:spacing w:before="0" w:after="0" w:line="252" w:lineRule="auto"/>
               <w:jc w:val="center"/>
             </w:pPr>
+            <w:r/>
             <w:r>
               <w:rPr>
                 <w:rFonts w:ascii="Times New Roman" w:hAnsi="Times New Roman" w:eastAsia="宋体"/>
                 <w:b w:val="0"/>
-                <w:sz w:val="15"/>
+                <w:sz w:val="16"/>
               </w:rPr>
-              <w:t>15%</w:t>
+              <w:t>20%</w:t>
             </w:r>
           </w:p>
         </w:tc>
@@ -4577,14 +4606,17 @@
           </w:tcPr>
           <w:p>
             <w:pPr>
-              <w:jc w:val="left"/>
+              <w:spacing w:before="0" w:after="0" w:line="252" w:lineRule="auto"/>
+              <w:jc w:val="center"/>
             </w:pPr>
+            <w:r/>
             <w:r>
               <w:rPr>
                 <w:rFonts w:ascii="Times New Roman" w:hAnsi="Times New Roman" w:eastAsia="宋体"/>
                 <w:b w:val="0"/>
-                <w:sz w:val="15"/>
+                <w:sz w:val="16"/>
               </w:rPr>
+              <w:t>15%</w:t>
             </w:r>
           </w:p>
         </w:tc>
@@ -4635,13 +4667,15 @@
           </w:tcPr>
           <w:p>
             <w:pPr>
+              <w:spacing w:before="0" w:after="0" w:line="252" w:lineRule="auto"/>
               <w:jc w:val="center"/>
             </w:pPr>
+            <w:r/>
             <w:r>
               <w:rPr>
                 <w:rFonts w:ascii="Times New Roman" w:hAnsi="Times New Roman" w:eastAsia="宋体"/>
                 <w:b w:val="0"/>
-                <w:sz w:val="15"/>
+                <w:sz w:val="16"/>
               </w:rPr>
               <w:t>8</w:t>
             </w:r>
@@ -4653,15 +4687,17 @@
           </w:tcPr>
           <w:p>
             <w:pPr>
+              <w:spacing w:before="0" w:after="0" w:line="252" w:lineRule="auto"/>
               <w:jc w:val="center"/>
             </w:pPr>
+            <w:r/>
             <w:r>
               <w:rPr>
                 <w:rFonts w:ascii="Times New Roman" w:hAnsi="Times New Roman" w:eastAsia="宋体"/>
                 <w:b w:val="0"/>
-                <w:sz w:val="15"/>
+                <w:sz w:val="16"/>
               </w:rPr>
-              <w:t>—</w:t>
+              <w:t>8</w:t>
             </w:r>
           </w:p>
         </w:tc>
@@ -4671,13 +4707,15 @@
           </w:tcPr>
           <w:p>
             <w:pPr>
+              <w:spacing w:before="0" w:after="0" w:line="252" w:lineRule="auto"/>
               <w:jc w:val="center"/>
             </w:pPr>
+            <w:r/>
             <w:r>
               <w:rPr>
                 <w:rFonts w:ascii="Times New Roman" w:hAnsi="Times New Roman" w:eastAsia="宋体"/>
                 <w:b w:val="0"/>
-                <w:sz w:val="15"/>
+                <w:sz w:val="16"/>
               </w:rPr>
               <w:t>15%</w:t>
             </w:r>
@@ -4689,13 +4727,15 @@
           </w:tcPr>
           <w:p>
             <w:pPr>
+              <w:spacing w:before="0" w:after="0" w:line="252" w:lineRule="auto"/>
               <w:jc w:val="center"/>
             </w:pPr>
+            <w:r/>
             <w:r>
               <w:rPr>
                 <w:rFonts w:ascii="Times New Roman" w:hAnsi="Times New Roman" w:eastAsia="宋体"/>
                 <w:b w:val="0"/>
-                <w:sz w:val="15"/>
+                <w:sz w:val="16"/>
               </w:rPr>
               <w:t>20%</w:t>
             </w:r>
@@ -4707,14 +4747,17 @@
           </w:tcPr>
           <w:p>
             <w:pPr>
-              <w:jc w:val="left"/>
+              <w:spacing w:before="0" w:after="0" w:line="252" w:lineRule="auto"/>
+              <w:jc w:val="center"/>
             </w:pPr>
+            <w:r/>
             <w:r>
               <w:rPr>
                 <w:rFonts w:ascii="Times New Roman" w:hAnsi="Times New Roman" w:eastAsia="宋体"/>
                 <w:b w:val="0"/>
-                <w:sz w:val="15"/>
+                <w:sz w:val="16"/>
               </w:rPr>
+              <w:t>15%</w:t>
             </w:r>
           </w:p>
         </w:tc>
@@ -4765,13 +4808,15 @@
           </w:tcPr>
           <w:p>
             <w:pPr>
+              <w:spacing w:before="0" w:after="0" w:line="252" w:lineRule="auto"/>
               <w:jc w:val="center"/>
             </w:pPr>
+            <w:r/>
             <w:r>
               <w:rPr>
                 <w:rFonts w:ascii="Times New Roman" w:hAnsi="Times New Roman" w:eastAsia="宋体"/>
                 <w:b w:val="0"/>
-                <w:sz w:val="15"/>
+                <w:sz w:val="16"/>
               </w:rPr>
               <w:t>8</w:t>
             </w:r>
@@ -4783,15 +4828,17 @@
           </w:tcPr>
           <w:p>
             <w:pPr>
+              <w:spacing w:before="0" w:after="0" w:line="252" w:lineRule="auto"/>
               <w:jc w:val="center"/>
             </w:pPr>
+            <w:r/>
             <w:r>
               <w:rPr>
                 <w:rFonts w:ascii="Times New Roman" w:hAnsi="Times New Roman" w:eastAsia="宋体"/>
                 <w:b w:val="0"/>
-                <w:sz w:val="15"/>
+                <w:sz w:val="16"/>
               </w:rPr>
-              <w:t>—</w:t>
+              <w:t>8</w:t>
             </w:r>
           </w:p>
         </w:tc>
@@ -4801,13 +4848,15 @@
           </w:tcPr>
           <w:p>
             <w:pPr>
+              <w:spacing w:before="0" w:after="0" w:line="252" w:lineRule="auto"/>
               <w:jc w:val="center"/>
             </w:pPr>
+            <w:r/>
             <w:r>
               <w:rPr>
                 <w:rFonts w:ascii="Times New Roman" w:hAnsi="Times New Roman" w:eastAsia="宋体"/>
                 <w:b w:val="0"/>
-                <w:sz w:val="15"/>
+                <w:sz w:val="16"/>
               </w:rPr>
               <w:t>15%</w:t>
             </w:r>
@@ -4819,15 +4868,17 @@
           </w:tcPr>
           <w:p>
             <w:pPr>
+              <w:spacing w:before="0" w:after="0" w:line="252" w:lineRule="auto"/>
               <w:jc w:val="center"/>
             </w:pPr>
+            <w:r/>
             <w:r>
               <w:rPr>
                 <w:rFonts w:ascii="Times New Roman" w:hAnsi="Times New Roman" w:eastAsia="宋体"/>
                 <w:b w:val="0"/>
-                <w:sz w:val="15"/>
+                <w:sz w:val="16"/>
               </w:rPr>
-              <w:t>20%</w:t>
+              <w:t>15%</w:t>
             </w:r>
           </w:p>
         </w:tc>
@@ -4837,14 +4888,17 @@
           </w:tcPr>
           <w:p>
             <w:pPr>
-              <w:jc w:val="left"/>
+              <w:spacing w:before="0" w:after="0" w:line="252" w:lineRule="auto"/>
+              <w:jc w:val="center"/>
             </w:pPr>
+            <w:r/>
             <w:r>
               <w:rPr>
                 <w:rFonts w:ascii="Times New Roman" w:hAnsi="Times New Roman" w:eastAsia="宋体"/>
                 <w:b w:val="0"/>
-                <w:sz w:val="15"/>
+                <w:sz w:val="16"/>
               </w:rPr>
+              <w:t>15%</w:t>
             </w:r>
           </w:p>
         </w:tc>
@@ -4895,13 +4949,15 @@
           </w:tcPr>
           <w:p>
             <w:pPr>
+              <w:spacing w:before="0" w:after="0" w:line="252" w:lineRule="auto"/>
               <w:jc w:val="center"/>
             </w:pPr>
+            <w:r/>
             <w:r>
               <w:rPr>
                 <w:rFonts w:ascii="Times New Roman" w:hAnsi="Times New Roman" w:eastAsia="宋体"/>
                 <w:b w:val="0"/>
-                <w:sz w:val="15"/>
+                <w:sz w:val="16"/>
               </w:rPr>
               <w:t>8</w:t>
             </w:r>
@@ -4913,15 +4969,17 @@
           </w:tcPr>
           <w:p>
             <w:pPr>
+              <w:spacing w:before="0" w:after="0" w:line="252" w:lineRule="auto"/>
               <w:jc w:val="center"/>
             </w:pPr>
+            <w:r/>
             <w:r>
               <w:rPr>
                 <w:rFonts w:ascii="Times New Roman" w:hAnsi="Times New Roman" w:eastAsia="宋体"/>
                 <w:b w:val="0"/>
-                <w:sz w:val="15"/>
+                <w:sz w:val="16"/>
               </w:rPr>
-              <w:t>—</w:t>
+              <w:t>8</w:t>
             </w:r>
           </w:p>
         </w:tc>
@@ -4931,13 +4989,15 @@
           </w:tcPr>
           <w:p>
             <w:pPr>
+              <w:spacing w:before="0" w:after="0" w:line="252" w:lineRule="auto"/>
               <w:jc w:val="center"/>
             </w:pPr>
+            <w:r/>
             <w:r>
               <w:rPr>
                 <w:rFonts w:ascii="Times New Roman" w:hAnsi="Times New Roman" w:eastAsia="宋体"/>
                 <w:b w:val="0"/>
-                <w:sz w:val="15"/>
+                <w:sz w:val="16"/>
               </w:rPr>
               <w:t>20%</w:t>
             </w:r>
@@ -4949,15 +5009,17 @@
           </w:tcPr>
           <w:p>
             <w:pPr>
+              <w:spacing w:before="0" w:after="0" w:line="252" w:lineRule="auto"/>
               <w:jc w:val="center"/>
             </w:pPr>
+            <w:r/>
             <w:r>
               <w:rPr>
                 <w:rFonts w:ascii="Times New Roman" w:hAnsi="Times New Roman" w:eastAsia="宋体"/>
                 <w:b w:val="0"/>
-                <w:sz w:val="15"/>
+                <w:sz w:val="16"/>
               </w:rPr>
-              <w:t>20%</w:t>
+              <w:t>10%</w:t>
             </w:r>
           </w:p>
         </w:tc>
@@ -4967,14 +5029,17 @@
           </w:tcPr>
           <w:p>
             <w:pPr>
-              <w:jc w:val="left"/>
+              <w:spacing w:before="0" w:after="0" w:line="252" w:lineRule="auto"/>
+              <w:jc w:val="center"/>
             </w:pPr>
+            <w:r/>
             <w:r>
               <w:rPr>
                 <w:rFonts w:ascii="Times New Roman" w:hAnsi="Times New Roman" w:eastAsia="宋体"/>
                 <w:b w:val="0"/>
-                <w:sz w:val="15"/>
+                <w:sz w:val="16"/>
               </w:rPr>
+              <w:t>20%</w:t>
             </w:r>
           </w:p>
         </w:tc>
@@ -5004,16 +5069,15 @@
           </w:tcPr>
           <w:p>
             <w:pPr>
-              <w:spacing w:before="0" w:after="0" w:line="240" w:lineRule="auto"/>
+              <w:spacing w:before="0" w:after="0" w:line="252" w:lineRule="auto"/>
               <w:jc w:val="center"/>
             </w:pPr>
             <w:r/>
             <w:r>
               <w:rPr>
-                <w:rFonts w:ascii="Times New Roman" w:hAnsi="Times New Roman" w:cs="Times New Roman" w:eastAsia="宋体" w:hint="eastAsia"/>
+                <w:rFonts w:ascii="Times New Roman" w:hAnsi="Times New Roman" w:eastAsia="宋体"/>
                 <w:b/>
                 <w:sz w:val="16"/>
-                <w:lang w:eastAsia="zh-CN"/>
               </w:rPr>
               <w:t>合计</w:t>
             </w:r>
@@ -5025,18 +5089,17 @@
           </w:tcPr>
           <w:p>
             <w:pPr>
-              <w:spacing w:before="0" w:after="0" w:line="240" w:lineRule="auto"/>
+              <w:spacing w:before="0" w:after="0" w:line="252" w:lineRule="auto"/>
               <w:jc w:val="center"/>
             </w:pPr>
             <w:r/>
             <w:r>
               <w:rPr>
-                <w:rFonts w:ascii="Times New Roman" w:hAnsi="Times New Roman" w:cs="Times New Roman" w:eastAsia="宋体" w:hint="eastAsia"/>
+                <w:rFonts w:ascii="Times New Roman" w:hAnsi="Times New Roman" w:eastAsia="宋体"/>
                 <w:b/>
                 <w:sz w:val="16"/>
-                <w:lang w:eastAsia="zh-CN"/>
               </w:rPr>
-              <w:t>32</w:t>
+              <w:t>48</w:t>
             </w:r>
           </w:p>
         </w:tc>
@@ -5046,18 +5109,17 @@
           </w:tcPr>
           <w:p>
             <w:pPr>
-              <w:spacing w:before="0" w:after="0" w:line="240" w:lineRule="auto"/>
+              <w:spacing w:before="0" w:after="0" w:line="252" w:lineRule="auto"/>
               <w:jc w:val="center"/>
             </w:pPr>
             <w:r/>
             <w:r>
               <w:rPr>
-                <w:rFonts w:ascii="Times New Roman" w:hAnsi="Times New Roman" w:cs="Times New Roman" w:eastAsia="宋体" w:hint="eastAsia"/>
+                <w:rFonts w:ascii="Times New Roman" w:hAnsi="Times New Roman" w:eastAsia="宋体"/>
                 <w:b/>
                 <w:sz w:val="16"/>
-                <w:lang w:eastAsia="zh-CN"/>
               </w:rPr>
-              <w:t>32</w:t>
+              <w:t>48</w:t>
             </w:r>
           </w:p>
         </w:tc>
@@ -5067,18 +5129,17 @@
           </w:tcPr>
           <w:p>
             <w:pPr>
-              <w:spacing w:before="0" w:after="0" w:line="240" w:lineRule="auto"/>
+              <w:spacing w:before="0" w:after="0" w:line="252" w:lineRule="auto"/>
               <w:jc w:val="center"/>
             </w:pPr>
             <w:r/>
             <w:r>
               <w:rPr>
-                <w:rFonts w:ascii="Times New Roman" w:hAnsi="Times New Roman" w:cs="Times New Roman" w:eastAsia="宋体" w:hint="eastAsia"/>
+                <w:rFonts w:ascii="Times New Roman" w:hAnsi="Times New Roman" w:eastAsia="宋体"/>
                 <w:b/>
                 <w:sz w:val="16"/>
-                <w:lang w:eastAsia="zh-CN"/>
               </w:rPr>
-              <w:t>—</w:t>
+              <w:t>100%</w:t>
             </w:r>
           </w:p>
         </w:tc>
@@ -5088,16 +5149,15 @@
           </w:tcPr>
           <w:p>
             <w:pPr>
-              <w:spacing w:before="0" w:after="0" w:line="240" w:lineRule="auto"/>
+              <w:spacing w:before="0" w:after="0" w:line="252" w:lineRule="auto"/>
               <w:jc w:val="center"/>
             </w:pPr>
             <w:r/>
             <w:r>
               <w:rPr>
-                <w:rFonts w:ascii="Times New Roman" w:hAnsi="Times New Roman" w:cs="Times New Roman" w:eastAsia="宋体" w:hint="eastAsia"/>
+                <w:rFonts w:ascii="Times New Roman" w:hAnsi="Times New Roman" w:eastAsia="宋体"/>
                 <w:b/>
                 <w:sz w:val="16"/>
-                <w:lang w:eastAsia="zh-CN"/>
               </w:rPr>
               <w:t>100%</w:t>
             </w:r>
@@ -5109,16 +5169,15 @@
           </w:tcPr>
           <w:p>
             <w:pPr>
-              <w:spacing w:before="0" w:after="0" w:line="240" w:lineRule="auto"/>
+              <w:spacing w:before="0" w:after="0" w:line="252" w:lineRule="auto"/>
               <w:jc w:val="center"/>
             </w:pPr>
             <w:r/>
             <w:r>
               <w:rPr>
-                <w:rFonts w:ascii="Times New Roman" w:hAnsi="Times New Roman" w:cs="Times New Roman" w:eastAsia="宋体" w:hint="eastAsia"/>
+                <w:rFonts w:ascii="Times New Roman" w:hAnsi="Times New Roman" w:eastAsia="宋体"/>
                 <w:b/>
                 <w:sz w:val="16"/>
-                <w:lang w:eastAsia="zh-CN"/>
               </w:rPr>
               <w:t>100%</w:t>
             </w:r>
@@ -5130,16 +5189,15 @@
           </w:tcPr>
           <w:p>
             <w:pPr>
-              <w:spacing w:before="0" w:after="0" w:line="240" w:lineRule="auto"/>
+              <w:spacing w:before="0" w:after="0" w:line="252" w:lineRule="auto"/>
               <w:jc w:val="center"/>
             </w:pPr>
             <w:r/>
             <w:r>
               <w:rPr>
-                <w:rFonts w:ascii="Times New Roman" w:hAnsi="Times New Roman" w:cs="Times New Roman" w:eastAsia="宋体" w:hint="eastAsia"/>
+                <w:rFonts w:ascii="Times New Roman" w:hAnsi="Times New Roman" w:eastAsia="宋体"/>
                 <w:b/>
                 <w:sz w:val="16"/>
-                <w:lang w:eastAsia="zh-CN"/>
               </w:rPr>
               <w:t>—</w:t>
             </w:r>
@@ -5209,16 +5267,17 @@
     </w:p>
     <w:p>
       <w:pPr>
-        <w:spacing w:before="0" w:after="0" w:line="293" w:lineRule="auto"/>
+        <w:spacing w:before="0" w:after="0" w:line="283" w:lineRule="auto"/>
         <w:ind w:firstLine="420"/>
         <w:jc w:val="left"/>
       </w:pPr>
       <w:r>
         <w:rPr>
           <w:rFonts w:ascii="Times New Roman" w:hAnsi="Times New Roman" w:eastAsia="宋体"/>
+          <w:b w:val="0"/>
           <w:sz w:val="21"/>
         </w:rPr>
-        <w:t>本课程采用平时表现、课程作业和期末综合考查相结合的方式。最终成绩100%=平时表现20%＋课程作业30%＋期末综合考查50%。课程作业按六个教学单元形成计算机控制、数字PID、模糊控制、神经网络控制、智能优化和综合系统设计成果；期末综合考查重点评价基本原理、算法分析、控制器设计与智能制造系统方案。</w:t>
+        <w:t>本课程采用平时成绩、课程作业和期末考核相结合的方式。最终成绩100%=平时成绩20%＋课程作业20%＋期末考核60%。平时成绩依据课堂参与、学习过程、规范、记录和学术诚信综合评价；课程作业整合原有采样与离散控制分析、数字PID、模糊控制、神经网络辨识/控制、智能优化以及系统方案等阶段性学习证据；期末考核保持本课程“考查”性质，采用计算机智能控制系统综合分析与设计报告，并结合方案答辩或个人核验，重点评价离散控制与数字PID、专家/模糊控制、神经网络辨识与控制、智能优化以及面向智能制造装备的综合控制系统设计、安全边界和验证能力，不新增闭卷笔试或机考。</w:t>
       </w:r>
     </w:p>
     <w:p>
@@ -5239,16 +5298,15 @@
     <w:p>
       <w:pPr>
         <w:keepNext/>
-        <w:spacing w:before="80" w:after="40"/>
+        <w:spacing w:before="0" w:after="0" w:line="283" w:lineRule="auto"/>
       </w:pPr>
       <w:r>
         <w:rPr>
-          <w:rFonts w:ascii="Times New Roman" w:hAnsi="Times New Roman" w:cs="Times New Roman" w:eastAsia="宋体" w:hint="eastAsia"/>
+          <w:rFonts w:ascii="Times New Roman" w:hAnsi="Times New Roman" w:eastAsia="宋体"/>
           <w:b/>
           <w:sz w:val="24"/>
-          <w:lang w:eastAsia="zh-CN"/>
         </w:rPr>
-        <w:t>（1）平时表现评分标准</w:t>
+        <w:t>（1）平时成绩评分标准</w:t>
       </w:r>
     </w:p>
     <w:tbl>
@@ -5486,16 +5544,15 @@
           </w:tcPr>
           <w:p>
             <w:pPr>
-              <w:spacing w:before="0" w:after="0" w:line="240" w:lineRule="auto"/>
-              <w:jc w:val="left"/>
+              <w:spacing w:before="0" w:after="0" w:line="252" w:lineRule="auto"/>
+              <w:jc w:val="center"/>
             </w:pPr>
             <w:r/>
             <w:r>
               <w:rPr>
-                <w:rFonts w:ascii="Times New Roman" w:hAnsi="Times New Roman" w:cs="Times New Roman" w:eastAsia="宋体" w:hint="eastAsia"/>
+                <w:rFonts w:ascii="Times New Roman" w:hAnsi="Times New Roman" w:eastAsia="宋体"/>
                 <w:b/>
                 <w:sz w:val="15"/>
-                <w:lang w:eastAsia="zh-CN"/>
               </w:rPr>
               <w:t>考勤与课堂规范</w:t>
             </w:r>
@@ -5528,18 +5585,17 @@
           </w:tcPr>
           <w:p>
             <w:pPr>
-              <w:spacing w:before="0" w:after="0" w:line="240" w:lineRule="auto"/>
+              <w:spacing w:before="0" w:after="0" w:line="252" w:lineRule="auto"/>
               <w:jc w:val="left"/>
             </w:pPr>
             <w:r/>
             <w:r>
               <w:rPr>
-                <w:rFonts w:ascii="Times New Roman" w:hAnsi="Times New Roman" w:cs="Times New Roman" w:eastAsia="宋体" w:hint="eastAsia"/>
+                <w:rFonts w:ascii="Times New Roman" w:hAnsi="Times New Roman" w:eastAsia="宋体"/>
                 <w:b w:val="0"/>
                 <w:sz w:val="15"/>
-                <w:lang w:eastAsia="zh-CN"/>
               </w:rPr>
-              <w:t>出勤完整，严格遵守课堂、网络、数据和信息安全规范</w:t>
+              <w:t>出勤完整，严格遵守课堂、数据、软件和信息安全规范</w:t>
             </w:r>
           </w:p>
         </w:tc>
@@ -5549,16 +5605,15 @@
           </w:tcPr>
           <w:p>
             <w:pPr>
-              <w:spacing w:before="0" w:after="0" w:line="240" w:lineRule="auto"/>
+              <w:spacing w:before="0" w:after="0" w:line="252" w:lineRule="auto"/>
               <w:jc w:val="left"/>
             </w:pPr>
             <w:r/>
             <w:r>
               <w:rPr>
-                <w:rFonts w:ascii="Times New Roman" w:hAnsi="Times New Roman" w:cs="Times New Roman" w:eastAsia="宋体" w:hint="eastAsia"/>
+                <w:rFonts w:ascii="Times New Roman" w:hAnsi="Times New Roman" w:eastAsia="宋体"/>
                 <w:b w:val="0"/>
                 <w:sz w:val="15"/>
-                <w:lang w:eastAsia="zh-CN"/>
               </w:rPr>
               <w:t>出勤良好，偶有轻微迟到或规范疏漏</w:t>
             </w:r>
@@ -5570,16 +5625,15 @@
           </w:tcPr>
           <w:p>
             <w:pPr>
-              <w:spacing w:before="0" w:after="0" w:line="240" w:lineRule="auto"/>
+              <w:spacing w:before="0" w:after="0" w:line="252" w:lineRule="auto"/>
               <w:jc w:val="left"/>
             </w:pPr>
             <w:r/>
             <w:r>
               <w:rPr>
-                <w:rFonts w:ascii="Times New Roman" w:hAnsi="Times New Roman" w:cs="Times New Roman" w:eastAsia="宋体" w:hint="eastAsia"/>
+                <w:rFonts w:ascii="Times New Roman" w:hAnsi="Times New Roman" w:eastAsia="宋体"/>
                 <w:b w:val="0"/>
                 <w:sz w:val="15"/>
-                <w:lang w:eastAsia="zh-CN"/>
               </w:rPr>
               <w:t>出勤基本正常，能够遵守主要规范</w:t>
             </w:r>
@@ -5591,16 +5645,15 @@
           </w:tcPr>
           <w:p>
             <w:pPr>
-              <w:spacing w:before="0" w:after="0" w:line="240" w:lineRule="auto"/>
+              <w:spacing w:before="0" w:after="0" w:line="252" w:lineRule="auto"/>
               <w:jc w:val="left"/>
             </w:pPr>
             <w:r/>
             <w:r>
               <w:rPr>
-                <w:rFonts w:ascii="Times New Roman" w:hAnsi="Times New Roman" w:cs="Times New Roman" w:eastAsia="宋体" w:hint="eastAsia"/>
+                <w:rFonts w:ascii="Times New Roman" w:hAnsi="Times New Roman" w:eastAsia="宋体"/>
                 <w:b w:val="0"/>
                 <w:sz w:val="15"/>
-                <w:lang w:eastAsia="zh-CN"/>
               </w:rPr>
               <w:t>达到最低出勤要求，经提醒能遵守规范</w:t>
             </w:r>
@@ -5612,16 +5665,15 @@
           </w:tcPr>
           <w:p>
             <w:pPr>
-              <w:spacing w:before="0" w:after="0" w:line="240" w:lineRule="auto"/>
+              <w:spacing w:before="0" w:after="0" w:line="252" w:lineRule="auto"/>
               <w:jc w:val="left"/>
             </w:pPr>
             <w:r/>
             <w:r>
               <w:rPr>
-                <w:rFonts w:ascii="Times New Roman" w:hAnsi="Times New Roman" w:cs="Times New Roman" w:eastAsia="宋体" w:hint="eastAsia"/>
+                <w:rFonts w:ascii="Times New Roman" w:hAnsi="Times New Roman" w:eastAsia="宋体"/>
                 <w:b w:val="0"/>
                 <w:sz w:val="15"/>
-                <w:lang w:eastAsia="zh-CN"/>
               </w:rPr>
               <w:t>缺勤较多或多次违反课堂、数据或安全规范</w:t>
             </w:r>
@@ -5638,18 +5690,17 @@
           </w:tcPr>
           <w:p>
             <w:pPr>
-              <w:spacing w:before="0" w:after="0" w:line="240" w:lineRule="auto"/>
-              <w:jc w:val="left"/>
+              <w:spacing w:before="0" w:after="0" w:line="252" w:lineRule="auto"/>
+              <w:jc w:val="center"/>
             </w:pPr>
             <w:r/>
             <w:r>
               <w:rPr>
-                <w:rFonts w:ascii="Times New Roman" w:hAnsi="Times New Roman" w:cs="Times New Roman" w:eastAsia="宋体" w:hint="eastAsia"/>
+                <w:rFonts w:ascii="Times New Roman" w:hAnsi="Times New Roman" w:eastAsia="宋体"/>
                 <w:b/>
                 <w:sz w:val="15"/>
-                <w:lang w:eastAsia="zh-CN"/>
               </w:rPr>
-              <w:t>课堂参与与技术分析</w:t>
+              <w:t>课堂参与与控制分析</w:t>
             </w:r>
           </w:p>
         </w:tc>
@@ -5680,18 +5731,17 @@
           </w:tcPr>
           <w:p>
             <w:pPr>
-              <w:spacing w:before="0" w:after="0" w:line="240" w:lineRule="auto"/>
+              <w:spacing w:before="0" w:after="0" w:line="252" w:lineRule="auto"/>
               <w:jc w:val="left"/>
             </w:pPr>
             <w:r/>
             <w:r>
               <w:rPr>
-                <w:rFonts w:ascii="Times New Roman" w:hAnsi="Times New Roman" w:cs="Times New Roman" w:eastAsia="宋体" w:hint="eastAsia"/>
+                <w:rFonts w:ascii="Times New Roman" w:hAnsi="Times New Roman" w:eastAsia="宋体"/>
                 <w:b w:val="0"/>
                 <w:sz w:val="15"/>
-                <w:lang w:eastAsia="zh-CN"/>
               </w:rPr>
-              <w:t>主动参与架构、协议和案例分析，能够用指标和证据说明观点</w:t>
+              <w:t>主动参与控制结构、算法、响应曲线和案例分析，能够用指标和证据说明观点</w:t>
             </w:r>
           </w:p>
         </w:tc>
@@ -5701,16 +5751,15 @@
           </w:tcPr>
           <w:p>
             <w:pPr>
-              <w:spacing w:before="0" w:after="0" w:line="240" w:lineRule="auto"/>
+              <w:spacing w:before="0" w:after="0" w:line="252" w:lineRule="auto"/>
               <w:jc w:val="left"/>
             </w:pPr>
             <w:r/>
             <w:r>
               <w:rPr>
-                <w:rFonts w:ascii="Times New Roman" w:hAnsi="Times New Roman" w:cs="Times New Roman" w:eastAsia="宋体" w:hint="eastAsia"/>
+                <w:rFonts w:ascii="Times New Roman" w:hAnsi="Times New Roman" w:eastAsia="宋体"/>
                 <w:b w:val="0"/>
                 <w:sz w:val="15"/>
-                <w:lang w:eastAsia="zh-CN"/>
               </w:rPr>
               <w:t>能够参与主要活动并较清楚说明思路</w:t>
             </w:r>
@@ -5722,16 +5771,15 @@
           </w:tcPr>
           <w:p>
             <w:pPr>
-              <w:spacing w:before="0" w:after="0" w:line="240" w:lineRule="auto"/>
+              <w:spacing w:before="0" w:after="0" w:line="252" w:lineRule="auto"/>
               <w:jc w:val="left"/>
             </w:pPr>
             <w:r/>
             <w:r>
               <w:rPr>
-                <w:rFonts w:ascii="Times New Roman" w:hAnsi="Times New Roman" w:cs="Times New Roman" w:eastAsia="宋体" w:hint="eastAsia"/>
+                <w:rFonts w:ascii="Times New Roman" w:hAnsi="Times New Roman" w:eastAsia="宋体"/>
                 <w:b w:val="0"/>
                 <w:sz w:val="15"/>
-                <w:lang w:eastAsia="zh-CN"/>
               </w:rPr>
               <w:t>基本参与课堂任务并完成主要要求</w:t>
             </w:r>
@@ -5743,16 +5791,15 @@
           </w:tcPr>
           <w:p>
             <w:pPr>
-              <w:spacing w:before="0" w:after="0" w:line="240" w:lineRule="auto"/>
+              <w:spacing w:before="0" w:after="0" w:line="252" w:lineRule="auto"/>
               <w:jc w:val="left"/>
             </w:pPr>
             <w:r/>
             <w:r>
               <w:rPr>
-                <w:rFonts w:ascii="Times New Roman" w:hAnsi="Times New Roman" w:cs="Times New Roman" w:eastAsia="宋体" w:hint="eastAsia"/>
+                <w:rFonts w:ascii="Times New Roman" w:hAnsi="Times New Roman" w:eastAsia="宋体"/>
                 <w:b w:val="0"/>
                 <w:sz w:val="15"/>
-                <w:lang w:eastAsia="zh-CN"/>
               </w:rPr>
               <w:t>经提醒可参与并完成基础要求</w:t>
             </w:r>
@@ -5764,16 +5811,15 @@
           </w:tcPr>
           <w:p>
             <w:pPr>
-              <w:spacing w:before="0" w:after="0" w:line="240" w:lineRule="auto"/>
+              <w:spacing w:before="0" w:after="0" w:line="252" w:lineRule="auto"/>
               <w:jc w:val="left"/>
             </w:pPr>
             <w:r/>
             <w:r>
               <w:rPr>
-                <w:rFonts w:ascii="Times New Roman" w:hAnsi="Times New Roman" w:cs="Times New Roman" w:eastAsia="宋体" w:hint="eastAsia"/>
+                <w:rFonts w:ascii="Times New Roman" w:hAnsi="Times New Roman" w:eastAsia="宋体"/>
                 <w:b w:val="0"/>
                 <w:sz w:val="15"/>
-                <w:lang w:eastAsia="zh-CN"/>
               </w:rPr>
               <w:t>长期不参与或无法完成基本分析</w:t>
             </w:r>
@@ -5790,18 +5836,17 @@
           </w:tcPr>
           <w:p>
             <w:pPr>
-              <w:spacing w:before="0" w:after="0" w:line="240" w:lineRule="auto"/>
-              <w:jc w:val="left"/>
+              <w:spacing w:before="0" w:after="0" w:line="252" w:lineRule="auto"/>
+              <w:jc w:val="center"/>
             </w:pPr>
             <w:r/>
             <w:r>
               <w:rPr>
-                <w:rFonts w:ascii="Times New Roman" w:hAnsi="Times New Roman" w:cs="Times New Roman" w:eastAsia="宋体" w:hint="eastAsia"/>
+                <w:rFonts w:ascii="Times New Roman" w:hAnsi="Times New Roman" w:eastAsia="宋体"/>
                 <w:b/>
                 <w:sz w:val="15"/>
-                <w:lang w:eastAsia="zh-CN"/>
               </w:rPr>
-              <w:t>学习记录与技术表达</w:t>
+              <w:t>学习记录、技术表达与学术诚信</w:t>
             </w:r>
           </w:p>
         </w:tc>
@@ -5832,18 +5877,17 @@
           </w:tcPr>
           <w:p>
             <w:pPr>
-              <w:spacing w:before="0" w:after="0" w:line="240" w:lineRule="auto"/>
+              <w:spacing w:before="0" w:after="0" w:line="252" w:lineRule="auto"/>
               <w:jc w:val="left"/>
             </w:pPr>
             <w:r/>
             <w:r>
               <w:rPr>
-                <w:rFonts w:ascii="Times New Roman" w:hAnsi="Times New Roman" w:cs="Times New Roman" w:eastAsia="宋体" w:hint="eastAsia"/>
+                <w:rFonts w:ascii="Times New Roman" w:hAnsi="Times New Roman" w:eastAsia="宋体"/>
                 <w:b w:val="0"/>
                 <w:sz w:val="15"/>
-                <w:lang w:eastAsia="zh-CN"/>
               </w:rPr>
-              <w:t>架构图、协议表、数据字典、来源和反思记录完整、规范、可复核</w:t>
+              <w:t>公式/算法、参数、响应曲线、数据来源和反思记录完整、规范、可复核，引用与成果归属清楚</w:t>
             </w:r>
           </w:p>
         </w:tc>
@@ -5853,18 +5897,17 @@
           </w:tcPr>
           <w:p>
             <w:pPr>
-              <w:spacing w:before="0" w:after="0" w:line="240" w:lineRule="auto"/>
+              <w:spacing w:before="0" w:after="0" w:line="252" w:lineRule="auto"/>
               <w:jc w:val="left"/>
             </w:pPr>
             <w:r/>
             <w:r>
               <w:rPr>
-                <w:rFonts w:ascii="Times New Roman" w:hAnsi="Times New Roman" w:cs="Times New Roman" w:eastAsia="宋体" w:hint="eastAsia"/>
+                <w:rFonts w:ascii="Times New Roman" w:hAnsi="Times New Roman" w:eastAsia="宋体"/>
                 <w:b w:val="0"/>
                 <w:sz w:val="15"/>
-                <w:lang w:eastAsia="zh-CN"/>
               </w:rPr>
-              <w:t>记录较完整，少量问题可自主修正</w:t>
+              <w:t>记录较完整，少量问题可自主修正，引用基本规范</w:t>
             </w:r>
           </w:p>
         </w:tc>
@@ -5874,18 +5917,17 @@
           </w:tcPr>
           <w:p>
             <w:pPr>
-              <w:spacing w:before="0" w:after="0" w:line="240" w:lineRule="auto"/>
+              <w:spacing w:before="0" w:after="0" w:line="252" w:lineRule="auto"/>
               <w:jc w:val="left"/>
             </w:pPr>
             <w:r/>
             <w:r>
               <w:rPr>
-                <w:rFonts w:ascii="Times New Roman" w:hAnsi="Times New Roman" w:cs="Times New Roman" w:eastAsia="宋体" w:hint="eastAsia"/>
+                <w:rFonts w:ascii="Times New Roman" w:hAnsi="Times New Roman" w:eastAsia="宋体"/>
                 <w:b w:val="0"/>
                 <w:sz w:val="15"/>
-                <w:lang w:eastAsia="zh-CN"/>
               </w:rPr>
-              <w:t>完成主要记录并有基本依据</w:t>
+              <w:t>完成主要记录并有基本依据，能够说明主要来源</w:t>
             </w:r>
           </w:p>
         </w:tc>
@@ -5895,18 +5937,17 @@
           </w:tcPr>
           <w:p>
             <w:pPr>
-              <w:spacing w:before="0" w:after="0" w:line="240" w:lineRule="auto"/>
+              <w:spacing w:before="0" w:after="0" w:line="252" w:lineRule="auto"/>
               <w:jc w:val="left"/>
             </w:pPr>
             <w:r/>
             <w:r>
               <w:rPr>
-                <w:rFonts w:ascii="Times New Roman" w:hAnsi="Times New Roman" w:cs="Times New Roman" w:eastAsia="宋体" w:hint="eastAsia"/>
+                <w:rFonts w:ascii="Times New Roman" w:hAnsi="Times New Roman" w:eastAsia="宋体"/>
                 <w:b w:val="0"/>
                 <w:sz w:val="15"/>
-                <w:lang w:eastAsia="zh-CN"/>
               </w:rPr>
-              <w:t>在指导下达到最低记录和提交要求</w:t>
+              <w:t>在指导下达到最低记录、引用和提交要求</w:t>
             </w:r>
           </w:p>
         </w:tc>
@@ -5916,18 +5957,17 @@
           </w:tcPr>
           <w:p>
             <w:pPr>
-              <w:spacing w:before="0" w:after="0" w:line="240" w:lineRule="auto"/>
+              <w:spacing w:before="0" w:after="0" w:line="252" w:lineRule="auto"/>
               <w:jc w:val="left"/>
             </w:pPr>
             <w:r/>
             <w:r>
               <w:rPr>
-                <w:rFonts w:ascii="Times New Roman" w:hAnsi="Times New Roman" w:cs="Times New Roman" w:eastAsia="宋体" w:hint="eastAsia"/>
+                <w:rFonts w:ascii="Times New Roman" w:hAnsi="Times New Roman" w:eastAsia="宋体"/>
                 <w:b w:val="0"/>
                 <w:sz w:val="15"/>
-                <w:lang w:eastAsia="zh-CN"/>
               </w:rPr>
-              <w:t>大量缺交、无依据或结果无法解释</w:t>
+              <w:t>大量缺交、来源不明、无依据或结果无法解释</w:t>
             </w:r>
           </w:p>
         </w:tc>
@@ -6097,15 +6137,17 @@
           </w:tcPr>
           <w:p>
             <w:pPr>
+              <w:spacing w:before="0" w:after="0" w:line="252" w:lineRule="auto"/>
               <w:jc w:val="left"/>
             </w:pPr>
+            <w:r/>
             <w:r>
               <w:rPr>
                 <w:rFonts w:ascii="Times New Roman" w:hAnsi="Times New Roman" w:eastAsia="宋体"/>
                 <w:b w:val="0"/>
                 <w:sz w:val="15"/>
               </w:rPr>
-              <w:t>计算机控制与数字PID分析</w:t>
+              <w:t>采样、离散化与数字PID分析</w:t>
             </w:r>
           </w:p>
         </w:tc>
@@ -6115,8 +6157,180 @@
           </w:tcPr>
           <w:p>
             <w:pPr>
+              <w:spacing w:before="0" w:after="0" w:line="252" w:lineRule="auto"/>
               <w:jc w:val="center"/>
             </w:pPr>
+            <w:r/>
+            <w:r>
+              <w:rPr>
+                <w:rFonts w:ascii="Times New Roman" w:hAnsi="Times New Roman" w:eastAsia="宋体"/>
+                <w:b w:val="0"/>
+                <w:sz w:val="15"/>
+              </w:rPr>
+              <w:t>25%</w:t>
+            </w:r>
+          </w:p>
+        </w:tc>
+        <w:tc>
+          <w:tcPr>
+            <w:tcW w:type="dxa" w:w="5200"/>
+          </w:tcPr>
+          <w:p>
+            <w:pPr>
+              <w:spacing w:before="0" w:after="0" w:line="252" w:lineRule="auto"/>
+              <w:jc w:val="left"/>
+            </w:pPr>
+            <w:r/>
+            <w:r>
+              <w:rPr>
+                <w:rFonts w:ascii="Times New Roman" w:hAnsi="Times New Roman" w:eastAsia="宋体"/>
+                <w:b w:val="0"/>
+                <w:sz w:val="15"/>
+              </w:rPr>
+              <w:t>完成采样周期、离散化、滤波和数字PID分析，参数、响应指标、抗饱和/噪声处理和结论一致。</w:t>
+            </w:r>
+          </w:p>
+        </w:tc>
+        <w:tc>
+          <w:tcPr>
+            <w:tcW w:type="dxa" w:w="1554"/>
+          </w:tcPr>
+          <w:p>
+            <w:pPr>
+              <w:spacing w:before="0" w:after="0" w:line="252" w:lineRule="auto"/>
+              <w:jc w:val="center"/>
+            </w:pPr>
+            <w:r/>
+            <w:r>
+              <w:rPr>
+                <w:rFonts w:ascii="Times New Roman" w:hAnsi="Times New Roman" w:eastAsia="宋体"/>
+                <w:b w:val="0"/>
+                <w:sz w:val="15"/>
+              </w:rPr>
+              <w:t>目标 1.1，1.2，2.1，2.2，3.1—3.3</w:t>
+            </w:r>
+          </w:p>
+        </w:tc>
+      </w:tr>
+      <w:tr>
+        <w:trPr>
+          <w:cantSplit/>
+        </w:trPr>
+        <w:tc>
+          <w:tcPr>
+            <w:tcW w:type="dxa" w:w="1500"/>
+          </w:tcPr>
+          <w:p>
+            <w:pPr>
+              <w:spacing w:before="0" w:after="0" w:line="252" w:lineRule="auto"/>
+              <w:jc w:val="left"/>
+            </w:pPr>
+            <w:r/>
+            <w:r>
+              <w:rPr>
+                <w:rFonts w:ascii="Times New Roman" w:hAnsi="Times New Roman" w:eastAsia="宋体"/>
+                <w:b w:val="0"/>
+                <w:sz w:val="15"/>
+              </w:rPr>
+              <w:t>专家与模糊控制</w:t>
+            </w:r>
+          </w:p>
+        </w:tc>
+        <w:tc>
+          <w:tcPr>
+            <w:tcW w:type="dxa" w:w="800"/>
+          </w:tcPr>
+          <w:p>
+            <w:pPr>
+              <w:spacing w:before="0" w:after="0" w:line="252" w:lineRule="auto"/>
+              <w:jc w:val="center"/>
+            </w:pPr>
+            <w:r/>
+            <w:r>
+              <w:rPr>
+                <w:rFonts w:ascii="Times New Roman" w:hAnsi="Times New Roman" w:eastAsia="宋体"/>
+                <w:b w:val="0"/>
+                <w:sz w:val="15"/>
+              </w:rPr>
+              <w:t>15%</w:t>
+            </w:r>
+          </w:p>
+        </w:tc>
+        <w:tc>
+          <w:tcPr>
+            <w:tcW w:type="dxa" w:w="5200"/>
+          </w:tcPr>
+          <w:p>
+            <w:pPr>
+              <w:spacing w:before="0" w:after="0" w:line="252" w:lineRule="auto"/>
+              <w:jc w:val="left"/>
+            </w:pPr>
+            <w:r/>
+            <w:r>
+              <w:rPr>
+                <w:rFonts w:ascii="Times New Roman" w:hAnsi="Times New Roman" w:eastAsia="宋体"/>
+                <w:b w:val="0"/>
+                <w:sz w:val="15"/>
+              </w:rPr>
+              <w:t>规则、隶属函数、推理与解模糊过程完整，能够解释规则或参数变化对控制效果的影响。</w:t>
+            </w:r>
+          </w:p>
+        </w:tc>
+        <w:tc>
+          <w:tcPr>
+            <w:tcW w:type="dxa" w:w="1554"/>
+          </w:tcPr>
+          <w:p>
+            <w:pPr>
+              <w:spacing w:before="0" w:after="0" w:line="252" w:lineRule="auto"/>
+              <w:jc w:val="center"/>
+            </w:pPr>
+            <w:r/>
+            <w:r>
+              <w:rPr>
+                <w:rFonts w:ascii="Times New Roman" w:hAnsi="Times New Roman" w:eastAsia="宋体"/>
+                <w:b w:val="0"/>
+                <w:sz w:val="15"/>
+              </w:rPr>
+              <w:t>目标 1.3，2.3，3.1，3.4</w:t>
+            </w:r>
+          </w:p>
+        </w:tc>
+      </w:tr>
+      <w:tr>
+        <w:trPr>
+          <w:cantSplit/>
+        </w:trPr>
+        <w:tc>
+          <w:tcPr>
+            <w:tcW w:type="dxa" w:w="1500"/>
+          </w:tcPr>
+          <w:p>
+            <w:pPr>
+              <w:spacing w:before="0" w:after="0" w:line="252" w:lineRule="auto"/>
+              <w:jc w:val="left"/>
+            </w:pPr>
+            <w:r/>
+            <w:r>
+              <w:rPr>
+                <w:rFonts w:ascii="Times New Roman" w:hAnsi="Times New Roman" w:eastAsia="宋体"/>
+                <w:b w:val="0"/>
+                <w:sz w:val="15"/>
+              </w:rPr>
+              <w:t>神经网络辨识与控制</w:t>
+            </w:r>
+          </w:p>
+        </w:tc>
+        <w:tc>
+          <w:tcPr>
+            <w:tcW w:type="dxa" w:w="800"/>
+          </w:tcPr>
+          <w:p>
+            <w:pPr>
+              <w:spacing w:before="0" w:after="0" w:line="252" w:lineRule="auto"/>
+              <w:jc w:val="center"/>
+            </w:pPr>
+            <w:r/>
             <w:r>
               <w:rPr>
                 <w:rFonts w:ascii="Times New Roman" w:hAnsi="Times New Roman" w:eastAsia="宋体"/>
@@ -6133,15 +6347,17 @@
           </w:tcPr>
           <w:p>
             <w:pPr>
+              <w:spacing w:before="0" w:after="0" w:line="252" w:lineRule="auto"/>
               <w:jc w:val="left"/>
             </w:pPr>
+            <w:r/>
             <w:r>
               <w:rPr>
                 <w:rFonts w:ascii="Times New Roman" w:hAnsi="Times New Roman" w:eastAsia="宋体"/>
                 <w:b w:val="0"/>
                 <w:sz w:val="15"/>
               </w:rPr>
-              <w:t>完成采样、离散化、滤波和数字PID分析，参数、响应指标和结论一致。</w:t>
+              <w:t>数据划分、模型结构、训练/验证误差和控制应用分析完整，能够说明泛化、数据覆盖和闭环应用边界。</w:t>
             </w:r>
           </w:p>
         </w:tc>
@@ -6151,15 +6367,17 @@
           </w:tcPr>
           <w:p>
             <w:pPr>
+              <w:spacing w:before="0" w:after="0" w:line="252" w:lineRule="auto"/>
               <w:jc w:val="center"/>
             </w:pPr>
+            <w:r/>
             <w:r>
               <w:rPr>
                 <w:rFonts w:ascii="Times New Roman" w:hAnsi="Times New Roman" w:eastAsia="宋体"/>
                 <w:b w:val="0"/>
                 <w:sz w:val="15"/>
               </w:rPr>
-              <w:t>目标 1.1，1.2，2.1，2.2</w:t>
+              <w:t>目标 1.4，2.4，3.2，3.5</w:t>
             </w:r>
           </w:p>
         </w:tc>
@@ -6174,162 +6392,10 @@
           </w:tcPr>
           <w:p>
             <w:pPr>
+              <w:spacing w:before="0" w:after="0" w:line="252" w:lineRule="auto"/>
               <w:jc w:val="left"/>
             </w:pPr>
-            <w:r>
-              <w:rPr>
-                <w:rFonts w:ascii="Times New Roman" w:hAnsi="Times New Roman" w:eastAsia="宋体"/>
-                <w:b w:val="0"/>
-                <w:sz w:val="15"/>
-              </w:rPr>
-              <w:t>专家与模糊控制</w:t>
-            </w:r>
-          </w:p>
-        </w:tc>
-        <w:tc>
-          <w:tcPr>
-            <w:tcW w:type="dxa" w:w="800"/>
-          </w:tcPr>
-          <w:p>
-            <w:pPr>
-              <w:jc w:val="center"/>
-            </w:pPr>
-            <w:r>
-              <w:rPr>
-                <w:rFonts w:ascii="Times New Roman" w:hAnsi="Times New Roman" w:eastAsia="宋体"/>
-                <w:b w:val="0"/>
-                <w:sz w:val="15"/>
-              </w:rPr>
-              <w:t>20%</w:t>
-            </w:r>
-          </w:p>
-        </w:tc>
-        <w:tc>
-          <w:tcPr>
-            <w:tcW w:type="dxa" w:w="5200"/>
-          </w:tcPr>
-          <w:p>
-            <w:pPr>
-              <w:jc w:val="left"/>
-            </w:pPr>
-            <w:r>
-              <w:rPr>
-                <w:rFonts w:ascii="Times New Roman" w:hAnsi="Times New Roman" w:eastAsia="宋体"/>
-                <w:b w:val="0"/>
-                <w:sz w:val="15"/>
-              </w:rPr>
-              <w:t>规则、隶属函数和推理过程完整，能解释参数变化和控制效果。</w:t>
-            </w:r>
-          </w:p>
-        </w:tc>
-        <w:tc>
-          <w:tcPr>
-            <w:tcW w:type="dxa" w:w="1554"/>
-          </w:tcPr>
-          <w:p>
-            <w:pPr>
-              <w:jc w:val="center"/>
-            </w:pPr>
-            <w:r>
-              <w:rPr>
-                <w:rFonts w:ascii="Times New Roman" w:hAnsi="Times New Roman" w:eastAsia="宋体"/>
-                <w:b w:val="0"/>
-                <w:sz w:val="15"/>
-              </w:rPr>
-              <w:t>目标 1.3，2.3</w:t>
-            </w:r>
-          </w:p>
-        </w:tc>
-      </w:tr>
-      <w:tr>
-        <w:trPr>
-          <w:cantSplit/>
-        </w:trPr>
-        <w:tc>
-          <w:tcPr>
-            <w:tcW w:type="dxa" w:w="1500"/>
-          </w:tcPr>
-          <w:p>
-            <w:pPr>
-              <w:jc w:val="left"/>
-            </w:pPr>
-            <w:r>
-              <w:rPr>
-                <w:rFonts w:ascii="Times New Roman" w:hAnsi="Times New Roman" w:eastAsia="宋体"/>
-                <w:b w:val="0"/>
-                <w:sz w:val="15"/>
-              </w:rPr>
-              <w:t>神经网络辨识与控制</w:t>
-            </w:r>
-          </w:p>
-        </w:tc>
-        <w:tc>
-          <w:tcPr>
-            <w:tcW w:type="dxa" w:w="800"/>
-          </w:tcPr>
-          <w:p>
-            <w:pPr>
-              <w:jc w:val="center"/>
-            </w:pPr>
-            <w:r>
-              <w:rPr>
-                <w:rFonts w:ascii="Times New Roman" w:hAnsi="Times New Roman" w:eastAsia="宋体"/>
-                <w:b w:val="0"/>
-                <w:sz w:val="15"/>
-              </w:rPr>
-              <w:t>20%</w:t>
-            </w:r>
-          </w:p>
-        </w:tc>
-        <w:tc>
-          <w:tcPr>
-            <w:tcW w:type="dxa" w:w="5200"/>
-          </w:tcPr>
-          <w:p>
-            <w:pPr>
-              <w:jc w:val="left"/>
-            </w:pPr>
-            <w:r>
-              <w:rPr>
-                <w:rFonts w:ascii="Times New Roman" w:hAnsi="Times New Roman" w:eastAsia="宋体"/>
-                <w:b w:val="0"/>
-                <w:sz w:val="15"/>
-              </w:rPr>
-              <w:t>数据划分、模型、误差和控制应用分析完整，能够说明泛化和边界。</w:t>
-            </w:r>
-          </w:p>
-        </w:tc>
-        <w:tc>
-          <w:tcPr>
-            <w:tcW w:type="dxa" w:w="1554"/>
-          </w:tcPr>
-          <w:p>
-            <w:pPr>
-              <w:jc w:val="center"/>
-            </w:pPr>
-            <w:r>
-              <w:rPr>
-                <w:rFonts w:ascii="Times New Roman" w:hAnsi="Times New Roman" w:eastAsia="宋体"/>
-                <w:b w:val="0"/>
-                <w:sz w:val="15"/>
-              </w:rPr>
-              <w:t>目标 1.4，2.4</w:t>
-            </w:r>
-          </w:p>
-        </w:tc>
-      </w:tr>
-      <w:tr>
-        <w:trPr>
-          <w:cantSplit/>
-        </w:trPr>
-        <w:tc>
-          <w:tcPr>
-            <w:tcW w:type="dxa" w:w="1500"/>
-          </w:tcPr>
-          <w:p>
-            <w:pPr>
-              <w:jc w:val="left"/>
-            </w:pPr>
+            <w:r/>
             <w:r>
               <w:rPr>
                 <w:rFonts w:ascii="Times New Roman" w:hAnsi="Times New Roman" w:eastAsia="宋体"/>
@@ -6346,15 +6412,17 @@
           </w:tcPr>
           <w:p>
             <w:pPr>
+              <w:spacing w:before="0" w:after="0" w:line="252" w:lineRule="auto"/>
               <w:jc w:val="center"/>
             </w:pPr>
+            <w:r/>
             <w:r>
               <w:rPr>
                 <w:rFonts w:ascii="Times New Roman" w:hAnsi="Times New Roman" w:eastAsia="宋体"/>
                 <w:b w:val="0"/>
                 <w:sz w:val="15"/>
               </w:rPr>
-              <w:t>20%</w:t>
+              <w:t>15%</w:t>
             </w:r>
           </w:p>
         </w:tc>
@@ -6364,15 +6432,17 @@
           </w:tcPr>
           <w:p>
             <w:pPr>
+              <w:spacing w:before="0" w:after="0" w:line="252" w:lineRule="auto"/>
               <w:jc w:val="left"/>
             </w:pPr>
+            <w:r/>
             <w:r>
               <w:rPr>
                 <w:rFonts w:ascii="Times New Roman" w:hAnsi="Times New Roman" w:eastAsia="宋体"/>
                 <w:b w:val="0"/>
                 <w:sz w:val="15"/>
               </w:rPr>
-              <w:t>目标函数、约束、算法参数、收敛和优化前后指标完整。</w:t>
+              <w:t>目标函数、约束、算法参数、随机种子、收敛过程和优化前后指标完整，能够说明计算成本和局限。</w:t>
             </w:r>
           </w:p>
         </w:tc>
@@ -6382,15 +6452,17 @@
           </w:tcPr>
           <w:p>
             <w:pPr>
+              <w:spacing w:before="0" w:after="0" w:line="252" w:lineRule="auto"/>
               <w:jc w:val="center"/>
             </w:pPr>
+            <w:r/>
             <w:r>
               <w:rPr>
                 <w:rFonts w:ascii="Times New Roman" w:hAnsi="Times New Roman" w:eastAsia="宋体"/>
                 <w:b w:val="0"/>
                 <w:sz w:val="15"/>
               </w:rPr>
-              <w:t>目标 1.5，2.5</w:t>
+              <w:t>目标 1.5，2.5，3.1，3.5，3.6</w:t>
             </w:r>
           </w:p>
         </w:tc>
@@ -6405,15 +6477,17 @@
           </w:tcPr>
           <w:p>
             <w:pPr>
+              <w:spacing w:before="0" w:after="0" w:line="252" w:lineRule="auto"/>
               <w:jc w:val="left"/>
             </w:pPr>
+            <w:r/>
             <w:r>
               <w:rPr>
                 <w:rFonts w:ascii="Times New Roman" w:hAnsi="Times New Roman" w:eastAsia="宋体"/>
                 <w:b w:val="0"/>
                 <w:sz w:val="15"/>
               </w:rPr>
-              <w:t>综合智能控制系统方案</w:t>
+              <w:t>智能控制系统阶段方案</w:t>
             </w:r>
           </w:p>
         </w:tc>
@@ -6423,15 +6497,17 @@
           </w:tcPr>
           <w:p>
             <w:pPr>
+              <w:spacing w:before="0" w:after="0" w:line="252" w:lineRule="auto"/>
               <w:jc w:val="center"/>
             </w:pPr>
+            <w:r/>
             <w:r>
               <w:rPr>
                 <w:rFonts w:ascii="Times New Roman" w:hAnsi="Times New Roman" w:eastAsia="宋体"/>
                 <w:b w:val="0"/>
                 <w:sz w:val="15"/>
               </w:rPr>
-              <w:t>20%</w:t>
+              <w:t>15%</w:t>
             </w:r>
           </w:p>
         </w:tc>
@@ -6441,15 +6517,17 @@
           </w:tcPr>
           <w:p>
             <w:pPr>
+              <w:spacing w:before="0" w:after="0" w:line="252" w:lineRule="auto"/>
               <w:jc w:val="left"/>
             </w:pPr>
+            <w:r/>
             <w:r>
               <w:rPr>
                 <w:rFonts w:ascii="Times New Roman" w:hAnsi="Times New Roman" w:eastAsia="宋体"/>
                 <w:b w:val="0"/>
                 <w:sz w:val="15"/>
               </w:rPr>
-              <w:t>系统架构、传感、算法、执行、实时性、异常、安全和验证计划完整。</w:t>
+              <w:t>系统框图、传感—计算—执行链、算法选择、实时性、异常、安全和验证计划完整，阶段成果能够体现系统综合分析。</w:t>
             </w:r>
           </w:p>
         </w:tc>
@@ -6459,15 +6537,17 @@
           </w:tcPr>
           <w:p>
             <w:pPr>
+              <w:spacing w:before="0" w:after="0" w:line="252" w:lineRule="auto"/>
               <w:jc w:val="center"/>
             </w:pPr>
+            <w:r/>
             <w:r>
               <w:rPr>
                 <w:rFonts w:ascii="Times New Roman" w:hAnsi="Times New Roman" w:eastAsia="宋体"/>
                 <w:b w:val="0"/>
                 <w:sz w:val="15"/>
               </w:rPr>
-              <w:t>目标 1.6，2.6，3.3—3.6</w:t>
+              <w:t>目标 1.6，2.6，3.3，3.4，3.6</w:t>
             </w:r>
           </w:p>
         </w:tc>
@@ -6482,8 +6562,95 @@
           </w:tcPr>
           <w:p>
             <w:pPr>
+              <w:spacing w:before="0" w:after="0" w:line="252" w:lineRule="auto"/>
+              <w:jc w:val="left"/>
+            </w:pPr>
+            <w:r/>
+            <w:r>
+              <w:rPr>
+                <w:rFonts w:ascii="Times New Roman" w:hAnsi="Times New Roman" w:eastAsia="宋体"/>
+                <w:b w:val="0"/>
+                <w:sz w:val="15"/>
+              </w:rPr>
+              <w:t>计算验证、复现与个人解释</w:t>
+            </w:r>
+          </w:p>
+        </w:tc>
+        <w:tc>
+          <w:tcPr>
+            <w:tcW w:type="dxa" w:w="800"/>
+          </w:tcPr>
+          <w:p>
+            <w:pPr>
+              <w:spacing w:before="0" w:after="0" w:line="252" w:lineRule="auto"/>
               <w:jc w:val="center"/>
             </w:pPr>
+            <w:r/>
+            <w:r>
+              <w:rPr>
+                <w:rFonts w:ascii="Times New Roman" w:hAnsi="Times New Roman" w:eastAsia="宋体"/>
+                <w:b w:val="0"/>
+                <w:sz w:val="15"/>
+              </w:rPr>
+              <w:t>10%</w:t>
+            </w:r>
+          </w:p>
+        </w:tc>
+        <w:tc>
+          <w:tcPr>
+            <w:tcW w:type="dxa" w:w="5200"/>
+          </w:tcPr>
+          <w:p>
+            <w:pPr>
+              <w:spacing w:before="0" w:after="0" w:line="252" w:lineRule="auto"/>
+              <w:jc w:val="left"/>
+            </w:pPr>
+            <w:r/>
+            <w:r>
+              <w:rPr>
+                <w:rFonts w:ascii="Times New Roman" w:hAnsi="Times New Roman" w:eastAsia="宋体"/>
+                <w:b w:val="0"/>
+                <w:sz w:val="15"/>
+              </w:rPr>
+              <w:t>参数、数据、公式/代码、曲线和结果证据可复现；能够独立解释所用模型、参数、失败情况和改进依据。</w:t>
+            </w:r>
+          </w:p>
+        </w:tc>
+        <w:tc>
+          <w:tcPr>
+            <w:tcW w:type="dxa" w:w="1554"/>
+          </w:tcPr>
+          <w:p>
+            <w:pPr>
+              <w:spacing w:before="0" w:after="0" w:line="252" w:lineRule="auto"/>
+              <w:jc w:val="center"/>
+            </w:pPr>
+            <w:r/>
+            <w:r>
+              <w:rPr>
+                <w:rFonts w:ascii="Times New Roman" w:hAnsi="Times New Roman" w:eastAsia="宋体"/>
+                <w:b w:val="0"/>
+                <w:sz w:val="15"/>
+              </w:rPr>
+              <w:t>目标 2.1—2.6，3.1—3.6</w:t>
+            </w:r>
+          </w:p>
+        </w:tc>
+      </w:tr>
+      <w:tr>
+        <w:trPr>
+          <w:cantSplit/>
+        </w:trPr>
+        <w:tc>
+          <w:tcPr>
+            <w:tcW w:type="dxa" w:w="1500"/>
+          </w:tcPr>
+          <w:p>
+            <w:pPr>
+              <w:spacing w:before="0" w:after="0" w:line="252" w:lineRule="auto"/>
+              <w:jc w:val="center"/>
+            </w:pPr>
+            <w:r/>
             <w:r>
               <w:rPr>
                 <w:rFonts w:ascii="Times New Roman" w:hAnsi="Times New Roman" w:eastAsia="宋体"/>
@@ -6500,8 +6667,10 @@
           </w:tcPr>
           <w:p>
             <w:pPr>
+              <w:spacing w:before="0" w:after="0" w:line="252" w:lineRule="auto"/>
               <w:jc w:val="center"/>
             </w:pPr>
+            <w:r/>
             <w:r>
               <w:rPr>
                 <w:rFonts w:ascii="Times New Roman" w:hAnsi="Times New Roman" w:eastAsia="宋体"/>
@@ -6518,8 +6687,10 @@
           </w:tcPr>
           <w:p>
             <w:pPr>
+              <w:spacing w:before="0" w:after="0" w:line="252" w:lineRule="auto"/>
               <w:jc w:val="center"/>
             </w:pPr>
+            <w:r/>
             <w:r>
               <w:rPr>
                 <w:rFonts w:ascii="Times New Roman" w:hAnsi="Times New Roman" w:eastAsia="宋体"/>
@@ -6535,8 +6706,10 @@
           </w:tcPr>
           <w:p>
             <w:pPr>
+              <w:spacing w:before="0" w:after="0" w:line="252" w:lineRule="auto"/>
               <w:jc w:val="center"/>
             </w:pPr>
+            <w:r/>
             <w:r>
               <w:rPr>
                 <w:rFonts w:ascii="Times New Roman" w:hAnsi="Times New Roman" w:eastAsia="宋体"/>
@@ -6552,16 +6725,15 @@
     <w:p>
       <w:pPr>
         <w:keepNext/>
-        <w:spacing w:before="80" w:after="40"/>
+        <w:spacing w:before="0" w:after="0" w:line="283" w:lineRule="auto"/>
       </w:pPr>
       <w:r>
         <w:rPr>
-          <w:rFonts w:ascii="Times New Roman" w:hAnsi="Times New Roman" w:cs="Times New Roman" w:eastAsia="宋体" w:hint="eastAsia"/>
+          <w:rFonts w:ascii="Times New Roman" w:hAnsi="Times New Roman" w:eastAsia="宋体"/>
           <w:b/>
           <w:sz w:val="24"/>
-          <w:lang w:eastAsia="zh-CN"/>
         </w:rPr>
-        <w:t>（3）期末综合考查评分标准</w:t>
+        <w:t>（3）期末考核评分标准</w:t>
       </w:r>
     </w:p>
     <w:tbl>
@@ -6658,18 +6830,17 @@
           </w:tcPr>
           <w:p>
             <w:pPr>
-              <w:spacing w:before="0" w:after="0" w:line="240" w:lineRule="auto"/>
+              <w:spacing w:before="0" w:after="0" w:line="252" w:lineRule="auto"/>
               <w:jc w:val="center"/>
             </w:pPr>
             <w:r/>
             <w:r>
               <w:rPr>
-                <w:rFonts w:ascii="Times New Roman" w:hAnsi="Times New Roman" w:cs="Times New Roman" w:eastAsia="宋体" w:hint="eastAsia"/>
+                <w:rFonts w:ascii="Times New Roman" w:hAnsi="Times New Roman" w:eastAsia="宋体"/>
                 <w:b/>
                 <w:sz w:val="16"/>
-                <w:lang w:eastAsia="zh-CN"/>
               </w:rPr>
-              <w:t>考查目标与评分要求</w:t>
+              <w:t>考点与要求</w:t>
             </w:r>
           </w:p>
         </w:tc>
@@ -6712,8 +6883,10 @@
           </w:tcPr>
           <w:p>
             <w:pPr>
+              <w:spacing w:before="0" w:after="0" w:line="252" w:lineRule="auto"/>
               <w:jc w:val="left"/>
             </w:pPr>
+            <w:r/>
             <w:r>
               <w:rPr>
                 <w:rFonts w:ascii="Times New Roman" w:hAnsi="Times New Roman" w:eastAsia="宋体"/>
@@ -6730,8 +6903,95 @@
           </w:tcPr>
           <w:p>
             <w:pPr>
+              <w:spacing w:before="0" w:after="0" w:line="252" w:lineRule="auto"/>
               <w:jc w:val="center"/>
             </w:pPr>
+            <w:r/>
+            <w:r>
+              <w:rPr>
+                <w:rFonts w:ascii="Times New Roman" w:hAnsi="Times New Roman" w:eastAsia="宋体"/>
+                <w:b w:val="0"/>
+                <w:sz w:val="15"/>
+              </w:rPr>
+              <w:t>15%</w:t>
+            </w:r>
+          </w:p>
+        </w:tc>
+        <w:tc>
+          <w:tcPr>
+            <w:tcW w:type="dxa" w:w="5200"/>
+          </w:tcPr>
+          <w:p>
+            <w:pPr>
+              <w:spacing w:before="0" w:after="0" w:line="252" w:lineRule="auto"/>
+              <w:jc w:val="left"/>
+            </w:pPr>
+            <w:r/>
+            <w:r>
+              <w:rPr>
+                <w:rFonts w:ascii="Times New Roman" w:hAnsi="Times New Roman" w:eastAsia="宋体"/>
+                <w:b w:val="0"/>
+                <w:sz w:val="15"/>
+              </w:rPr>
+              <w:t>在综合报告中正确分析闭环组成、采样、保持、量化、离散化和计算延迟，能够说明采样周期对系统性能的影响。</w:t>
+            </w:r>
+          </w:p>
+        </w:tc>
+        <w:tc>
+          <w:tcPr>
+            <w:tcW w:type="dxa" w:w="1554"/>
+          </w:tcPr>
+          <w:p>
+            <w:pPr>
+              <w:spacing w:before="0" w:after="0" w:line="252" w:lineRule="auto"/>
+              <w:jc w:val="center"/>
+            </w:pPr>
+            <w:r/>
+            <w:r>
+              <w:rPr>
+                <w:rFonts w:ascii="Times New Roman" w:hAnsi="Times New Roman" w:eastAsia="宋体"/>
+                <w:b w:val="0"/>
+                <w:sz w:val="15"/>
+              </w:rPr>
+              <w:t>目标 1.1，2.1，3.1，3.2</w:t>
+            </w:r>
+          </w:p>
+        </w:tc>
+      </w:tr>
+      <w:tr>
+        <w:trPr>
+          <w:cantSplit/>
+        </w:trPr>
+        <w:tc>
+          <w:tcPr>
+            <w:tcW w:type="dxa" w:w="1500"/>
+          </w:tcPr>
+          <w:p>
+            <w:pPr>
+              <w:spacing w:before="0" w:after="0" w:line="252" w:lineRule="auto"/>
+              <w:jc w:val="left"/>
+            </w:pPr>
+            <w:r/>
+            <w:r>
+              <w:rPr>
+                <w:rFonts w:ascii="Times New Roman" w:hAnsi="Times New Roman" w:eastAsia="宋体"/>
+                <w:b w:val="0"/>
+                <w:sz w:val="15"/>
+              </w:rPr>
+              <w:t>数据处理与数字PID</w:t>
+            </w:r>
+          </w:p>
+        </w:tc>
+        <w:tc>
+          <w:tcPr>
+            <w:tcW w:type="dxa" w:w="800"/>
+          </w:tcPr>
+          <w:p>
+            <w:pPr>
+              <w:spacing w:before="0" w:after="0" w:line="252" w:lineRule="auto"/>
+              <w:jc w:val="center"/>
+            </w:pPr>
+            <w:r/>
             <w:r>
               <w:rPr>
                 <w:rFonts w:ascii="Times New Roman" w:hAnsi="Times New Roman" w:eastAsia="宋体"/>
@@ -6748,15 +7008,17 @@
           </w:tcPr>
           <w:p>
             <w:pPr>
+              <w:spacing w:before="0" w:after="0" w:line="252" w:lineRule="auto"/>
               <w:jc w:val="left"/>
             </w:pPr>
+            <w:r/>
             <w:r>
               <w:rPr>
                 <w:rFonts w:ascii="Times New Roman" w:hAnsi="Times New Roman" w:eastAsia="宋体"/>
                 <w:b w:val="0"/>
                 <w:sz w:val="15"/>
               </w:rPr>
-              <w:t>采样、保持、量化、离散化、延迟及闭环结构分析。</w:t>
+              <w:t>能完成数字PID、滤波、饱和处理与参数整定方案，使用超调、调节时间、稳态误差和控制量等指标说明选择。</w:t>
             </w:r>
           </w:p>
         </w:tc>
@@ -6766,15 +7028,17 @@
           </w:tcPr>
           <w:p>
             <w:pPr>
+              <w:spacing w:before="0" w:after="0" w:line="252" w:lineRule="auto"/>
               <w:jc w:val="center"/>
             </w:pPr>
+            <w:r/>
             <w:r>
               <w:rPr>
                 <w:rFonts w:ascii="Times New Roman" w:hAnsi="Times New Roman" w:eastAsia="宋体"/>
                 <w:b w:val="0"/>
                 <w:sz w:val="15"/>
               </w:rPr>
-              <w:t>目标 1.1，2.1</w:t>
+              <w:t>目标 1.2，2.2，3.1—3.3</w:t>
             </w:r>
           </w:p>
         </w:tc>
@@ -6789,15 +7053,17 @@
           </w:tcPr>
           <w:p>
             <w:pPr>
+              <w:spacing w:before="0" w:after="0" w:line="252" w:lineRule="auto"/>
               <w:jc w:val="left"/>
             </w:pPr>
+            <w:r/>
             <w:r>
               <w:rPr>
                 <w:rFonts w:ascii="Times New Roman" w:hAnsi="Times New Roman" w:eastAsia="宋体"/>
                 <w:b w:val="0"/>
                 <w:sz w:val="15"/>
               </w:rPr>
-              <w:t>数字PID与数据处理</w:t>
+              <w:t>专家与模糊控制</w:t>
             </w:r>
           </w:p>
         </w:tc>
@@ -6807,8 +7073,265 @@
           </w:tcPr>
           <w:p>
             <w:pPr>
+              <w:spacing w:before="0" w:after="0" w:line="252" w:lineRule="auto"/>
               <w:jc w:val="center"/>
             </w:pPr>
+            <w:r/>
+            <w:r>
+              <w:rPr>
+                <w:rFonts w:ascii="Times New Roman" w:hAnsi="Times New Roman" w:eastAsia="宋体"/>
+                <w:b w:val="0"/>
+                <w:sz w:val="15"/>
+              </w:rPr>
+              <w:t>15%</w:t>
+            </w:r>
+          </w:p>
+        </w:tc>
+        <w:tc>
+          <w:tcPr>
+            <w:tcW w:type="dxa" w:w="5200"/>
+          </w:tcPr>
+          <w:p>
+            <w:pPr>
+              <w:spacing w:before="0" w:after="0" w:line="252" w:lineRule="auto"/>
+              <w:jc w:val="left"/>
+            </w:pPr>
+            <w:r/>
+            <w:r>
+              <w:rPr>
+                <w:rFonts w:ascii="Times New Roman" w:hAnsi="Times New Roman" w:eastAsia="宋体"/>
+                <w:b w:val="0"/>
+                <w:sz w:val="15"/>
+              </w:rPr>
+              <w:t>能设计模糊变量、隶属函数和规则库，说明Mamdani/T-S等推理结构及规则变化对系统响应的影响。</w:t>
+            </w:r>
+          </w:p>
+        </w:tc>
+        <w:tc>
+          <w:tcPr>
+            <w:tcW w:type="dxa" w:w="1554"/>
+          </w:tcPr>
+          <w:p>
+            <w:pPr>
+              <w:spacing w:before="0" w:after="0" w:line="252" w:lineRule="auto"/>
+              <w:jc w:val="center"/>
+            </w:pPr>
+            <w:r/>
+            <w:r>
+              <w:rPr>
+                <w:rFonts w:ascii="Times New Roman" w:hAnsi="Times New Roman" w:eastAsia="宋体"/>
+                <w:b w:val="0"/>
+                <w:sz w:val="15"/>
+              </w:rPr>
+              <w:t>目标 1.3，2.3，3.1，3.4</w:t>
+            </w:r>
+          </w:p>
+        </w:tc>
+      </w:tr>
+      <w:tr>
+        <w:trPr>
+          <w:cantSplit/>
+        </w:trPr>
+        <w:tc>
+          <w:tcPr>
+            <w:tcW w:type="dxa" w:w="1500"/>
+          </w:tcPr>
+          <w:p>
+            <w:pPr>
+              <w:spacing w:before="0" w:after="0" w:line="252" w:lineRule="auto"/>
+              <w:jc w:val="left"/>
+            </w:pPr>
+            <w:r/>
+            <w:r>
+              <w:rPr>
+                <w:rFonts w:ascii="Times New Roman" w:hAnsi="Times New Roman" w:eastAsia="宋体"/>
+                <w:b w:val="0"/>
+                <w:sz w:val="15"/>
+              </w:rPr>
+              <w:t>神经网络辨识与智能控制</w:t>
+            </w:r>
+          </w:p>
+        </w:tc>
+        <w:tc>
+          <w:tcPr>
+            <w:tcW w:type="dxa" w:w="800"/>
+          </w:tcPr>
+          <w:p>
+            <w:pPr>
+              <w:spacing w:before="0" w:after="0" w:line="252" w:lineRule="auto"/>
+              <w:jc w:val="center"/>
+            </w:pPr>
+            <w:r/>
+            <w:r>
+              <w:rPr>
+                <w:rFonts w:ascii="Times New Roman" w:hAnsi="Times New Roman" w:eastAsia="宋体"/>
+                <w:b w:val="0"/>
+                <w:sz w:val="15"/>
+              </w:rPr>
+              <w:t>15%</w:t>
+            </w:r>
+          </w:p>
+        </w:tc>
+        <w:tc>
+          <w:tcPr>
+            <w:tcW w:type="dxa" w:w="5200"/>
+          </w:tcPr>
+          <w:p>
+            <w:pPr>
+              <w:spacing w:before="0" w:after="0" w:line="252" w:lineRule="auto"/>
+              <w:jc w:val="left"/>
+            </w:pPr>
+            <w:r/>
+            <w:r>
+              <w:rPr>
+                <w:rFonts w:ascii="Times New Roman" w:hAnsi="Times New Roman" w:eastAsia="宋体"/>
+                <w:b w:val="0"/>
+                <w:sz w:val="15"/>
+              </w:rPr>
+              <w:t>能说明网络结构、数据划分、训练/验证、辨识或辅助控制方法，并分析过拟合、模型失配和闭环安全边界。</w:t>
+            </w:r>
+          </w:p>
+        </w:tc>
+        <w:tc>
+          <w:tcPr>
+            <w:tcW w:type="dxa" w:w="1554"/>
+          </w:tcPr>
+          <w:p>
+            <w:pPr>
+              <w:spacing w:before="0" w:after="0" w:line="252" w:lineRule="auto"/>
+              <w:jc w:val="center"/>
+            </w:pPr>
+            <w:r/>
+            <w:r>
+              <w:rPr>
+                <w:rFonts w:ascii="Times New Roman" w:hAnsi="Times New Roman" w:eastAsia="宋体"/>
+                <w:b w:val="0"/>
+                <w:sz w:val="15"/>
+              </w:rPr>
+              <w:t>目标 1.4，2.4，3.2，3.5</w:t>
+            </w:r>
+          </w:p>
+        </w:tc>
+      </w:tr>
+      <w:tr>
+        <w:trPr>
+          <w:cantSplit/>
+        </w:trPr>
+        <w:tc>
+          <w:tcPr>
+            <w:tcW w:type="dxa" w:w="1500"/>
+          </w:tcPr>
+          <w:p>
+            <w:pPr>
+              <w:spacing w:before="0" w:after="0" w:line="252" w:lineRule="auto"/>
+              <w:jc w:val="left"/>
+            </w:pPr>
+            <w:r/>
+            <w:r>
+              <w:rPr>
+                <w:rFonts w:ascii="Times New Roman" w:hAnsi="Times New Roman" w:eastAsia="宋体"/>
+                <w:b w:val="0"/>
+                <w:sz w:val="15"/>
+              </w:rPr>
+              <w:t>智能优化与学习控制</w:t>
+            </w:r>
+          </w:p>
+        </w:tc>
+        <w:tc>
+          <w:tcPr>
+            <w:tcW w:type="dxa" w:w="800"/>
+          </w:tcPr>
+          <w:p>
+            <w:pPr>
+              <w:spacing w:before="0" w:after="0" w:line="252" w:lineRule="auto"/>
+              <w:jc w:val="center"/>
+            </w:pPr>
+            <w:r/>
+            <w:r>
+              <w:rPr>
+                <w:rFonts w:ascii="Times New Roman" w:hAnsi="Times New Roman" w:eastAsia="宋体"/>
+                <w:b w:val="0"/>
+                <w:sz w:val="15"/>
+              </w:rPr>
+              <w:t>15%</w:t>
+            </w:r>
+          </w:p>
+        </w:tc>
+        <w:tc>
+          <w:tcPr>
+            <w:tcW w:type="dxa" w:w="5200"/>
+          </w:tcPr>
+          <w:p>
+            <w:pPr>
+              <w:spacing w:before="0" w:after="0" w:line="252" w:lineRule="auto"/>
+              <w:jc w:val="left"/>
+            </w:pPr>
+            <w:r/>
+            <w:r>
+              <w:rPr>
+                <w:rFonts w:ascii="Times New Roman" w:hAnsi="Times New Roman" w:eastAsia="宋体"/>
+                <w:b w:val="0"/>
+                <w:sz w:val="15"/>
+              </w:rPr>
+              <w:t>能构造控制参数优化问题，说明目标函数、约束、遗传/粒子群或等价方法的搜索过程，比较优化前后性能和计算代价。</w:t>
+            </w:r>
+          </w:p>
+        </w:tc>
+        <w:tc>
+          <w:tcPr>
+            <w:tcW w:type="dxa" w:w="1554"/>
+          </w:tcPr>
+          <w:p>
+            <w:pPr>
+              <w:spacing w:before="0" w:after="0" w:line="252" w:lineRule="auto"/>
+              <w:jc w:val="center"/>
+            </w:pPr>
+            <w:r/>
+            <w:r>
+              <w:rPr>
+                <w:rFonts w:ascii="Times New Roman" w:hAnsi="Times New Roman" w:eastAsia="宋体"/>
+                <w:b w:val="0"/>
+                <w:sz w:val="15"/>
+              </w:rPr>
+              <w:t>目标 1.5，2.5，3.1，3.5，3.6</w:t>
+            </w:r>
+          </w:p>
+        </w:tc>
+      </w:tr>
+      <w:tr>
+        <w:trPr>
+          <w:cantSplit/>
+        </w:trPr>
+        <w:tc>
+          <w:tcPr>
+            <w:tcW w:type="dxa" w:w="1500"/>
+          </w:tcPr>
+          <w:p>
+            <w:pPr>
+              <w:spacing w:before="0" w:after="0" w:line="252" w:lineRule="auto"/>
+              <w:jc w:val="left"/>
+            </w:pPr>
+            <w:r/>
+            <w:r>
+              <w:rPr>
+                <w:rFonts w:ascii="Times New Roman" w:hAnsi="Times New Roman" w:eastAsia="宋体"/>
+                <w:b w:val="0"/>
+                <w:sz w:val="15"/>
+              </w:rPr>
+              <w:t>综合系统设计、安全验证与个人核验</w:t>
+            </w:r>
+          </w:p>
+        </w:tc>
+        <w:tc>
+          <w:tcPr>
+            <w:tcW w:type="dxa" w:w="800"/>
+          </w:tcPr>
+          <w:p>
+            <w:pPr>
+              <w:spacing w:before="0" w:after="0" w:line="252" w:lineRule="auto"/>
+              <w:jc w:val="center"/>
+            </w:pPr>
+            <w:r/>
             <w:r>
               <w:rPr>
                 <w:rFonts w:ascii="Times New Roman" w:hAnsi="Times New Roman" w:eastAsia="宋体"/>
@@ -6825,15 +7348,17 @@
           </w:tcPr>
           <w:p>
             <w:pPr>
+              <w:spacing w:before="0" w:after="0" w:line="252" w:lineRule="auto"/>
               <w:jc w:val="left"/>
             </w:pPr>
+            <w:r/>
             <w:r>
               <w:rPr>
                 <w:rFonts w:ascii="Times New Roman" w:hAnsi="Times New Roman" w:eastAsia="宋体"/>
                 <w:b w:val="0"/>
                 <w:sz w:val="15"/>
               </w:rPr>
-              <w:t>数字PID、滤波、饱和处理、参数整定和性能评价。</w:t>
+              <w:t>综合方案覆盖需求指标、传感、算法、执行、通信、实时性、抗干扰、异常状态、安全降级、日志和验证；答辩或个人核验能够独立解释关键选择、结果证据、失败场景和局限。</w:t>
             </w:r>
           </w:p>
         </w:tc>
@@ -6843,316 +7368,10 @@
           </w:tcPr>
           <w:p>
             <w:pPr>
+              <w:spacing w:before="0" w:after="0" w:line="252" w:lineRule="auto"/>
               <w:jc w:val="center"/>
             </w:pPr>
-            <w:r>
-              <w:rPr>
-                <w:rFonts w:ascii="Times New Roman" w:hAnsi="Times New Roman" w:eastAsia="宋体"/>
-                <w:b w:val="0"/>
-                <w:sz w:val="15"/>
-              </w:rPr>
-              <w:t>目标 1.2，2.2</w:t>
-            </w:r>
-          </w:p>
-        </w:tc>
-      </w:tr>
-      <w:tr>
-        <w:trPr>
-          <w:cantSplit/>
-        </w:trPr>
-        <w:tc>
-          <w:tcPr>
-            <w:tcW w:type="dxa" w:w="1500"/>
-          </w:tcPr>
-          <w:p>
-            <w:pPr>
-              <w:jc w:val="left"/>
-            </w:pPr>
-            <w:r>
-              <w:rPr>
-                <w:rFonts w:ascii="Times New Roman" w:hAnsi="Times New Roman" w:eastAsia="宋体"/>
-                <w:b w:val="0"/>
-                <w:sz w:val="15"/>
-              </w:rPr>
-              <w:t>专家与模糊控制</w:t>
-            </w:r>
-          </w:p>
-        </w:tc>
-        <w:tc>
-          <w:tcPr>
-            <w:tcW w:type="dxa" w:w="800"/>
-          </w:tcPr>
-          <w:p>
-            <w:pPr>
-              <w:jc w:val="center"/>
-            </w:pPr>
-            <w:r>
-              <w:rPr>
-                <w:rFonts w:ascii="Times New Roman" w:hAnsi="Times New Roman" w:eastAsia="宋体"/>
-                <w:b w:val="0"/>
-                <w:sz w:val="15"/>
-              </w:rPr>
-              <w:t>20%</w:t>
-            </w:r>
-          </w:p>
-        </w:tc>
-        <w:tc>
-          <w:tcPr>
-            <w:tcW w:type="dxa" w:w="5200"/>
-          </w:tcPr>
-          <w:p>
-            <w:pPr>
-              <w:jc w:val="left"/>
-            </w:pPr>
-            <w:r>
-              <w:rPr>
-                <w:rFonts w:ascii="Times New Roman" w:hAnsi="Times New Roman" w:eastAsia="宋体"/>
-                <w:b w:val="0"/>
-                <w:sz w:val="15"/>
-              </w:rPr>
-              <w:t>模糊集合、隶属函数、规则、推理、解模糊与控制器设计。</w:t>
-            </w:r>
-          </w:p>
-        </w:tc>
-        <w:tc>
-          <w:tcPr>
-            <w:tcW w:type="dxa" w:w="1554"/>
-          </w:tcPr>
-          <w:p>
-            <w:pPr>
-              <w:jc w:val="center"/>
-            </w:pPr>
-            <w:r>
-              <w:rPr>
-                <w:rFonts w:ascii="Times New Roman" w:hAnsi="Times New Roman" w:eastAsia="宋体"/>
-                <w:b w:val="0"/>
-                <w:sz w:val="15"/>
-              </w:rPr>
-              <w:t>目标 1.3，2.3</w:t>
-            </w:r>
-          </w:p>
-        </w:tc>
-      </w:tr>
-      <w:tr>
-        <w:trPr>
-          <w:cantSplit/>
-        </w:trPr>
-        <w:tc>
-          <w:tcPr>
-            <w:tcW w:type="dxa" w:w="1500"/>
-          </w:tcPr>
-          <w:p>
-            <w:pPr>
-              <w:jc w:val="left"/>
-            </w:pPr>
-            <w:r>
-              <w:rPr>
-                <w:rFonts w:ascii="Times New Roman" w:hAnsi="Times New Roman" w:eastAsia="宋体"/>
-                <w:b w:val="0"/>
-                <w:sz w:val="15"/>
-              </w:rPr>
-              <w:t>神经网络智能控制</w:t>
-            </w:r>
-          </w:p>
-        </w:tc>
-        <w:tc>
-          <w:tcPr>
-            <w:tcW w:type="dxa" w:w="800"/>
-          </w:tcPr>
-          <w:p>
-            <w:pPr>
-              <w:jc w:val="center"/>
-            </w:pPr>
-            <w:r>
-              <w:rPr>
-                <w:rFonts w:ascii="Times New Roman" w:hAnsi="Times New Roman" w:eastAsia="宋体"/>
-                <w:b w:val="0"/>
-                <w:sz w:val="15"/>
-              </w:rPr>
-              <w:t>15%</w:t>
-            </w:r>
-          </w:p>
-        </w:tc>
-        <w:tc>
-          <w:tcPr>
-            <w:tcW w:type="dxa" w:w="5200"/>
-          </w:tcPr>
-          <w:p>
-            <w:pPr>
-              <w:jc w:val="left"/>
-            </w:pPr>
-            <w:r>
-              <w:rPr>
-                <w:rFonts w:ascii="Times New Roman" w:hAnsi="Times New Roman" w:eastAsia="宋体"/>
-                <w:b w:val="0"/>
-                <w:sz w:val="15"/>
-              </w:rPr>
-              <w:t>网络建模、训练/验证、辨识与典型控制结构。</w:t>
-            </w:r>
-          </w:p>
-        </w:tc>
-        <w:tc>
-          <w:tcPr>
-            <w:tcW w:type="dxa" w:w="1554"/>
-          </w:tcPr>
-          <w:p>
-            <w:pPr>
-              <w:jc w:val="center"/>
-            </w:pPr>
-            <w:r>
-              <w:rPr>
-                <w:rFonts w:ascii="Times New Roman" w:hAnsi="Times New Roman" w:eastAsia="宋体"/>
-                <w:b w:val="0"/>
-                <w:sz w:val="15"/>
-              </w:rPr>
-              <w:t>目标 1.4，2.4</w:t>
-            </w:r>
-          </w:p>
-        </w:tc>
-      </w:tr>
-      <w:tr>
-        <w:trPr>
-          <w:cantSplit/>
-        </w:trPr>
-        <w:tc>
-          <w:tcPr>
-            <w:tcW w:type="dxa" w:w="1500"/>
-          </w:tcPr>
-          <w:p>
-            <w:pPr>
-              <w:jc w:val="left"/>
-            </w:pPr>
-            <w:r>
-              <w:rPr>
-                <w:rFonts w:ascii="Times New Roman" w:hAnsi="Times New Roman" w:eastAsia="宋体"/>
-                <w:b w:val="0"/>
-                <w:sz w:val="15"/>
-              </w:rPr>
-              <w:t>智能优化与学习控制</w:t>
-            </w:r>
-          </w:p>
-        </w:tc>
-        <w:tc>
-          <w:tcPr>
-            <w:tcW w:type="dxa" w:w="800"/>
-          </w:tcPr>
-          <w:p>
-            <w:pPr>
-              <w:jc w:val="center"/>
-            </w:pPr>
-            <w:r>
-              <w:rPr>
-                <w:rFonts w:ascii="Times New Roman" w:hAnsi="Times New Roman" w:eastAsia="宋体"/>
-                <w:b w:val="0"/>
-                <w:sz w:val="15"/>
-              </w:rPr>
-              <w:t>15%</w:t>
-            </w:r>
-          </w:p>
-        </w:tc>
-        <w:tc>
-          <w:tcPr>
-            <w:tcW w:type="dxa" w:w="5200"/>
-          </w:tcPr>
-          <w:p>
-            <w:pPr>
-              <w:jc w:val="left"/>
-            </w:pPr>
-            <w:r>
-              <w:rPr>
-                <w:rFonts w:ascii="Times New Roman" w:hAnsi="Times New Roman" w:eastAsia="宋体"/>
-                <w:b w:val="0"/>
-                <w:sz w:val="15"/>
-              </w:rPr>
-              <w:t>遗传/粒子群优化、目标函数、约束、学习控制基本思想。</w:t>
-            </w:r>
-          </w:p>
-        </w:tc>
-        <w:tc>
-          <w:tcPr>
-            <w:tcW w:type="dxa" w:w="1554"/>
-          </w:tcPr>
-          <w:p>
-            <w:pPr>
-              <w:jc w:val="center"/>
-            </w:pPr>
-            <w:r>
-              <w:rPr>
-                <w:rFonts w:ascii="Times New Roman" w:hAnsi="Times New Roman" w:eastAsia="宋体"/>
-                <w:b w:val="0"/>
-                <w:sz w:val="15"/>
-              </w:rPr>
-              <w:t>目标 1.5，2.5</w:t>
-            </w:r>
-          </w:p>
-        </w:tc>
-      </w:tr>
-      <w:tr>
-        <w:trPr>
-          <w:cantSplit/>
-        </w:trPr>
-        <w:tc>
-          <w:tcPr>
-            <w:tcW w:type="dxa" w:w="1500"/>
-          </w:tcPr>
-          <w:p>
-            <w:pPr>
-              <w:jc w:val="left"/>
-            </w:pPr>
-            <w:r>
-              <w:rPr>
-                <w:rFonts w:ascii="Times New Roman" w:hAnsi="Times New Roman" w:eastAsia="宋体"/>
-                <w:b w:val="0"/>
-                <w:sz w:val="15"/>
-              </w:rPr>
-              <w:t>综合系统设计</w:t>
-            </w:r>
-          </w:p>
-        </w:tc>
-        <w:tc>
-          <w:tcPr>
-            <w:tcW w:type="dxa" w:w="800"/>
-          </w:tcPr>
-          <w:p>
-            <w:pPr>
-              <w:jc w:val="center"/>
-            </w:pPr>
-            <w:r>
-              <w:rPr>
-                <w:rFonts w:ascii="Times New Roman" w:hAnsi="Times New Roman" w:eastAsia="宋体"/>
-                <w:b w:val="0"/>
-                <w:sz w:val="15"/>
-              </w:rPr>
-              <w:t>10%</w:t>
-            </w:r>
-          </w:p>
-        </w:tc>
-        <w:tc>
-          <w:tcPr>
-            <w:tcW w:type="dxa" w:w="5200"/>
-          </w:tcPr>
-          <w:p>
-            <w:pPr>
-              <w:jc w:val="left"/>
-            </w:pPr>
-            <w:r>
-              <w:rPr>
-                <w:rFonts w:ascii="Times New Roman" w:hAnsi="Times New Roman" w:eastAsia="宋体"/>
-                <w:b w:val="0"/>
-                <w:sz w:val="15"/>
-              </w:rPr>
-              <w:t>智能制造装备控制架构、实时性、可靠性、安全与验证。</w:t>
-            </w:r>
-          </w:p>
-        </w:tc>
-        <w:tc>
-          <w:tcPr>
-            <w:tcW w:type="dxa" w:w="1554"/>
-          </w:tcPr>
-          <w:p>
-            <w:pPr>
-              <w:jc w:val="center"/>
-            </w:pPr>
+            <w:r/>
             <w:r>
               <w:rPr>
                 <w:rFonts w:ascii="Times New Roman" w:hAnsi="Times New Roman" w:eastAsia="宋体"/>
@@ -7171,8 +7390,10 @@
           </w:tcPr>
           <w:p>
             <w:pPr>
+              <w:spacing w:before="0" w:after="0" w:line="252" w:lineRule="auto"/>
               <w:jc w:val="center"/>
             </w:pPr>
+            <w:r/>
             <w:r>
               <w:rPr>
                 <w:rFonts w:ascii="Times New Roman" w:hAnsi="Times New Roman" w:eastAsia="宋体"/>
@@ -7189,8 +7410,10 @@
           </w:tcPr>
           <w:p>
             <w:pPr>
+              <w:spacing w:before="0" w:after="0" w:line="252" w:lineRule="auto"/>
               <w:jc w:val="center"/>
             </w:pPr>
+            <w:r/>
             <w:r>
               <w:rPr>
                 <w:rFonts w:ascii="Times New Roman" w:hAnsi="Times New Roman" w:eastAsia="宋体"/>
@@ -7207,8 +7430,10 @@
           </w:tcPr>
           <w:p>
             <w:pPr>
+              <w:spacing w:before="0" w:after="0" w:line="252" w:lineRule="auto"/>
               <w:jc w:val="center"/>
             </w:pPr>
+            <w:r/>
             <w:r>
               <w:rPr>
                 <w:rFonts w:ascii="Times New Roman" w:hAnsi="Times New Roman" w:eastAsia="宋体"/>
@@ -7224,8 +7449,10 @@
           </w:tcPr>
           <w:p>
             <w:pPr>
+              <w:spacing w:before="0" w:after="0" w:line="252" w:lineRule="auto"/>
               <w:jc w:val="center"/>
             </w:pPr>
+            <w:r/>
             <w:r>
               <w:rPr>
                 <w:rFonts w:ascii="Times New Roman" w:hAnsi="Times New Roman" w:eastAsia="宋体"/>
